--- a/docs/quality/TGP-QA-01 Test Strategy.docx
+++ b/docs/quality/TGP-QA-01 Test Strategy.docx
@@ -401,7 +401,7 @@
                                 <w:bCs/>
                                 <w:color w:val="1D74BA"/>
                               </w:rPr>
-                              <w:t xml:space="preserve">07 October 2026</w:t>
+                              <w:t xml:space="preserve">08 October 2026</w:t>
                             </w:r>
                           </w:p>
                         </w:txbxContent>
@@ -984,7 +984,7 @@
             <w:noProof/>
             <w:webHidden/>
           </w:rPr>
-          <w:t>5</w:t>
+          <w:t>6</w:t>
         </w:r>
         <w:r>
           <w:rPr>
@@ -1051,7 +1051,7 @@
             <w:noProof/>
             <w:webHidden/>
           </w:rPr>
-          <w:t>5</w:t>
+          <w:t>6</w:t>
         </w:r>
         <w:r>
           <w:rPr>
@@ -1118,7 +1118,7 @@
             <w:noProof/>
             <w:webHidden/>
           </w:rPr>
-          <w:t>6</w:t>
+          <w:t>7</w:t>
         </w:r>
         <w:r>
           <w:rPr>
@@ -1252,7 +1252,7 @@
             <w:noProof/>
             <w:webHidden/>
           </w:rPr>
-          <w:t>7</w:t>
+          <w:t>8</w:t>
         </w:r>
         <w:r>
           <w:rPr>
@@ -1319,7 +1319,7 @@
             <w:noProof/>
             <w:webHidden/>
           </w:rPr>
-          <w:t>8</w:t>
+          <w:t>9</w:t>
         </w:r>
         <w:r>
           <w:rPr>
@@ -1386,7 +1386,7 @@
             <w:noProof/>
             <w:webHidden/>
           </w:rPr>
-          <w:t>8</w:t>
+          <w:t>9</w:t>
         </w:r>
         <w:r>
           <w:rPr>
@@ -1453,7 +1453,7 @@
             <w:noProof/>
             <w:webHidden/>
           </w:rPr>
-          <w:t>8</w:t>
+          <w:t>9</w:t>
         </w:r>
         <w:r>
           <w:rPr>
@@ -1520,7 +1520,7 @@
             <w:noProof/>
             <w:webHidden/>
           </w:rPr>
-          <w:t>8</w:t>
+          <w:t>9</w:t>
         </w:r>
         <w:r>
           <w:rPr>
@@ -1587,7 +1587,7 @@
             <w:noProof/>
             <w:webHidden/>
           </w:rPr>
-          <w:t>9</w:t>
+          <w:t>10</w:t>
         </w:r>
         <w:r>
           <w:rPr>
@@ -1654,7 +1654,7 @@
             <w:noProof/>
             <w:webHidden/>
           </w:rPr>
-          <w:t>9</w:t>
+          <w:t>10</w:t>
         </w:r>
         <w:r>
           <w:rPr>
@@ -1721,7 +1721,7 @@
             <w:noProof/>
             <w:webHidden/>
           </w:rPr>
-          <w:t>10</w:t>
+          <w:t>11</w:t>
         </w:r>
         <w:r>
           <w:rPr>
@@ -1788,7 +1788,7 @@
             <w:noProof/>
             <w:webHidden/>
           </w:rPr>
-          <w:t>11</w:t>
+          <w:t>12</w:t>
         </w:r>
         <w:r>
           <w:rPr>
@@ -1855,7 +1855,7 @@
             <w:noProof/>
             <w:webHidden/>
           </w:rPr>
-          <w:t>11</w:t>
+          <w:t>12</w:t>
         </w:r>
         <w:r>
           <w:rPr>
@@ -1922,7 +1922,7 @@
             <w:noProof/>
             <w:webHidden/>
           </w:rPr>
-          <w:t>12</w:t>
+          <w:t>13</w:t>
         </w:r>
         <w:r>
           <w:rPr>
@@ -1989,7 +1989,7 @@
             <w:noProof/>
             <w:webHidden/>
           </w:rPr>
-          <w:t>12</w:t>
+          <w:t>13</w:t>
         </w:r>
         <w:r>
           <w:rPr>
@@ -2056,7 +2056,7 @@
             <w:noProof/>
             <w:webHidden/>
           </w:rPr>
-          <w:t>13</w:t>
+          <w:t>14</w:t>
         </w:r>
         <w:r>
           <w:rPr>
@@ -2123,7 +2123,7 @@
             <w:noProof/>
             <w:webHidden/>
           </w:rPr>
-          <w:t>13</w:t>
+          <w:t>14</w:t>
         </w:r>
         <w:r>
           <w:rPr>
@@ -2190,7 +2190,7 @@
             <w:noProof/>
             <w:webHidden/>
           </w:rPr>
-          <w:t>14</w:t>
+          <w:t>15</w:t>
         </w:r>
         <w:r>
           <w:rPr>
@@ -2257,7 +2257,7 @@
             <w:noProof/>
             <w:webHidden/>
           </w:rPr>
-          <w:t>14</w:t>
+          <w:t>15</w:t>
         </w:r>
         <w:r>
           <w:rPr>
@@ -2324,7 +2324,7 @@
             <w:noProof/>
             <w:webHidden/>
           </w:rPr>
-          <w:t>15</w:t>
+          <w:t>16</w:t>
         </w:r>
         <w:r>
           <w:rPr>
@@ -2391,7 +2391,7 @@
             <w:noProof/>
             <w:webHidden/>
           </w:rPr>
-          <w:t>16</w:t>
+          <w:t>17</w:t>
         </w:r>
         <w:r>
           <w:rPr>
@@ -2458,7 +2458,7 @@
             <w:noProof/>
             <w:webHidden/>
           </w:rPr>
-          <w:t>16</w:t>
+          <w:t>17</w:t>
         </w:r>
         <w:r>
           <w:rPr>
@@ -2525,7 +2525,7 @@
             <w:noProof/>
             <w:webHidden/>
           </w:rPr>
-          <w:t>17</w:t>
+          <w:t>18</w:t>
         </w:r>
         <w:r>
           <w:rPr>
@@ -2592,7 +2592,7 @@
             <w:noProof/>
             <w:webHidden/>
           </w:rPr>
-          <w:t>17</w:t>
+          <w:t>18</w:t>
         </w:r>
         <w:r>
           <w:rPr>
@@ -2659,7 +2659,7 @@
             <w:noProof/>
             <w:webHidden/>
           </w:rPr>
-          <w:t>17</w:t>
+          <w:t>18</w:t>
         </w:r>
         <w:r>
           <w:rPr>
@@ -2726,7 +2726,7 @@
             <w:noProof/>
             <w:webHidden/>
           </w:rPr>
-          <w:t>18</w:t>
+          <w:t>19</w:t>
         </w:r>
         <w:r>
           <w:rPr>
@@ -2793,7 +2793,7 @@
             <w:noProof/>
             <w:webHidden/>
           </w:rPr>
-          <w:t>19</w:t>
+          <w:t>20</w:t>
         </w:r>
         <w:r>
           <w:rPr>
@@ -2860,7 +2860,7 @@
             <w:noProof/>
             <w:webHidden/>
           </w:rPr>
-          <w:t>19</w:t>
+          <w:t>20</w:t>
         </w:r>
         <w:r>
           <w:rPr>
@@ -2927,7 +2927,7 @@
             <w:noProof/>
             <w:webHidden/>
           </w:rPr>
-          <w:t>20</w:t>
+          <w:t>21</w:t>
         </w:r>
         <w:r>
           <w:rPr>
@@ -2994,7 +2994,7 @@
             <w:noProof/>
             <w:webHidden/>
           </w:rPr>
-          <w:t>22</w:t>
+          <w:t>23</w:t>
         </w:r>
         <w:r>
           <w:rPr>
@@ -3061,7 +3061,7 @@
             <w:noProof/>
             <w:webHidden/>
           </w:rPr>
-          <w:t>22</w:t>
+          <w:t>23</w:t>
         </w:r>
         <w:r>
           <w:rPr>
@@ -3128,7 +3128,7 @@
             <w:noProof/>
             <w:webHidden/>
           </w:rPr>
-          <w:t>23</w:t>
+          <w:t>24</w:t>
         </w:r>
         <w:r>
           <w:rPr>
@@ -3454,7 +3454,7 @@
                 <w:sz w:val="16"/>
                 <w:szCs w:val="16"/>
               </w:rPr>
-              <w:t xml:space="preserve">07/10/2026</w:t>
+              <w:t xml:space="preserve">08/10/2026</w:t>
             </w:r>
           </w:p>
         </w:tc>
@@ -3700,8 +3700,8 @@
         <w:tblLook w:val="04A0" w:firstRow="1" w:lastRow="0" w:firstColumn="0" w:lastColumn="0" w:noHBand="0" w:noVBand="1"/>
       </w:tblPr>
       <w:tblGrid>
-        <w:gridCol w:w="1605"/>
-        <w:gridCol w:w="7422"/>
+        <w:gridCol w:w="1602"/>
+        <w:gridCol w:w="7425"/>
       </w:tblGrid>
       <w:tr>
         <w:trPr>
@@ -3711,7 +3711,7 @@
         </w:trPr>
         <w:tc>
           <w:tcPr>
-            <w:tcW w:w="1605" w:type="dxa"/>
+            <w:tcW w:w="1602" w:type="dxa"/>
             <w:shd w:val="clear" w:color="auto" w:fill="0F4761"/>
             <w:vAlign w:val="center"/>
           </w:tcPr>
@@ -3742,7 +3742,7 @@
         </w:tc>
         <w:tc>
           <w:tcPr>
-            <w:tcW w:w="7422" w:type="dxa"/>
+            <w:tcW w:w="7425" w:type="dxa"/>
             <w:shd w:val="clear" w:color="auto" w:fill="0F4761"/>
             <w:vAlign w:val="center"/>
           </w:tcPr>
@@ -3779,7 +3779,7 @@
         </w:trPr>
         <w:tc>
           <w:tcPr>
-            <w:tcW w:w="1605" w:type="dxa"/>
+            <w:tcW w:w="1602" w:type="dxa"/>
             <w:vAlign w:val="top"/>
           </w:tcPr>
           <w:p>
@@ -3805,7 +3805,7 @@
         </w:tc>
         <w:tc>
           <w:tcPr>
-            <w:tcW w:w="7422" w:type="dxa"/>
+            <w:tcW w:w="7425" w:type="dxa"/>
             <w:vAlign w:val="top"/>
           </w:tcPr>
           <w:p>
@@ -3837,7 +3837,7 @@
         </w:trPr>
         <w:tc>
           <w:tcPr>
-            <w:tcW w:w="1605" w:type="dxa"/>
+            <w:tcW w:w="1602" w:type="dxa"/>
             <w:vAlign w:val="top"/>
           </w:tcPr>
           <w:p>
@@ -3863,7 +3863,7 @@
         </w:tc>
         <w:tc>
           <w:tcPr>
-            <w:tcW w:w="7422" w:type="dxa"/>
+            <w:tcW w:w="7425" w:type="dxa"/>
             <w:vAlign w:val="top"/>
           </w:tcPr>
           <w:p>
@@ -3895,7 +3895,7 @@
         </w:trPr>
         <w:tc>
           <w:tcPr>
-            <w:tcW w:w="1605" w:type="dxa"/>
+            <w:tcW w:w="1602" w:type="dxa"/>
             <w:vAlign w:val="top"/>
           </w:tcPr>
           <w:p>
@@ -3921,7 +3921,7 @@
         </w:tc>
         <w:tc>
           <w:tcPr>
-            <w:tcW w:w="7422" w:type="dxa"/>
+            <w:tcW w:w="7425" w:type="dxa"/>
             <w:vAlign w:val="top"/>
           </w:tcPr>
           <w:p>
@@ -3953,7 +3953,7 @@
         </w:trPr>
         <w:tc>
           <w:tcPr>
-            <w:tcW w:w="1605" w:type="dxa"/>
+            <w:tcW w:w="1602" w:type="dxa"/>
             <w:vAlign w:val="top"/>
           </w:tcPr>
           <w:p>
@@ -3973,13 +3973,71 @@
                 <w:sz w:val="16"/>
                 <w:szCs w:val="16"/>
               </w:rPr>
+              <w:t xml:space="preserve">CISO</w:t>
+            </w:r>
+          </w:p>
+        </w:tc>
+        <w:tc>
+          <w:tcPr>
+            <w:tcW w:w="7425" w:type="dxa"/>
+            <w:vAlign w:val="top"/>
+          </w:tcPr>
+          <w:p>
+            <w:pPr>
+              <w:spacing w:before="60"/>
+              <w:rPr>
+                <w:rFonts w:ascii="Segoe UI" w:eastAsia="Arial" w:hAnsi="Segoe UI" w:cs="Segoe UI"/>
+                <w:color w:val="101820"/>
+                <w:sz w:val="16"/>
+                <w:szCs w:val="16"/>
+              </w:rPr>
+            </w:pPr>
+            <w:r>
+              <w:rPr>
+                <w:rFonts w:ascii="Segoe UI" w:eastAsia="Arial" w:hAnsi="Segoe UI" w:cs="Segoe UI"/>
+                <w:color w:val="101820"/>
+                <w:sz w:val="16"/>
+                <w:szCs w:val="16"/>
+              </w:rPr>
+              <w:t xml:space="preserve">Chief Information Security Officer</w:t>
+            </w:r>
+          </w:p>
+        </w:tc>
+      </w:tr>
+      <w:tr>
+        <w:trPr>
+          <w:cantSplit/>
+          <w:trHeight w:val="449"/>
+        </w:trPr>
+        <w:tc>
+          <w:tcPr>
+            <w:tcW w:w="1602" w:type="dxa"/>
+            <w:vAlign w:val="top"/>
+          </w:tcPr>
+          <w:p>
+            <w:pPr>
+              <w:spacing w:before="60"/>
+              <w:rPr>
+                <w:rFonts w:ascii="Segoe UI" w:eastAsia="Arial" w:hAnsi="Segoe UI" w:cs="Segoe UI"/>
+                <w:color w:val="101820"/>
+                <w:sz w:val="16"/>
+                <w:szCs w:val="16"/>
+              </w:rPr>
+            </w:pPr>
+            <w:r>
+              <w:rPr>
+                <w:rFonts w:ascii="Segoe UI" w:eastAsia="Arial" w:hAnsi="Segoe UI" w:cs="Segoe UI"/>
+                <w:color w:val="101820"/>
+                <w:sz w:val="16"/>
+                <w:szCs w:val="16"/>
+              </w:rPr>
               <w:t xml:space="preserve">DBA</w:t>
             </w:r>
           </w:p>
         </w:tc>
         <w:tc>
           <w:tcPr>
-            <w:tcW w:w="7422" w:type="dxa"/>
+            <w:tcW w:w="7425" w:type="dxa"/>
             <w:vAlign w:val="top"/>
           </w:tcPr>
           <w:p>
@@ -4011,7 +4069,7 @@
         </w:trPr>
         <w:tc>
           <w:tcPr>
-            <w:tcW w:w="1605" w:type="dxa"/>
+            <w:tcW w:w="1602" w:type="dxa"/>
             <w:vAlign w:val="top"/>
           </w:tcPr>
           <w:p>
@@ -4037,7 +4095,7 @@
         </w:tc>
         <w:tc>
           <w:tcPr>
-            <w:tcW w:w="7422" w:type="dxa"/>
+            <w:tcW w:w="7425" w:type="dxa"/>
             <w:vAlign w:val="top"/>
           </w:tcPr>
           <w:p>
@@ -4069,7 +4127,7 @@
         </w:trPr>
         <w:tc>
           <w:tcPr>
-            <w:tcW w:w="1605" w:type="dxa"/>
+            <w:tcW w:w="1602" w:type="dxa"/>
             <w:vAlign w:val="top"/>
           </w:tcPr>
           <w:p>
@@ -4095,7 +4153,7 @@
         </w:tc>
         <w:tc>
           <w:tcPr>
-            <w:tcW w:w="7422" w:type="dxa"/>
+            <w:tcW w:w="7425" w:type="dxa"/>
             <w:vAlign w:val="top"/>
           </w:tcPr>
           <w:p>
@@ -4127,7 +4185,7 @@
         </w:trPr>
         <w:tc>
           <w:tcPr>
-            <w:tcW w:w="1605" w:type="dxa"/>
+            <w:tcW w:w="1602" w:type="dxa"/>
             <w:vAlign w:val="top"/>
           </w:tcPr>
           <w:p>
@@ -4153,7 +4211,7 @@
         </w:tc>
         <w:tc>
           <w:tcPr>
-            <w:tcW w:w="7422" w:type="dxa"/>
+            <w:tcW w:w="7425" w:type="dxa"/>
             <w:vAlign w:val="top"/>
           </w:tcPr>
           <w:p>
@@ -4185,7 +4243,7 @@
         </w:trPr>
         <w:tc>
           <w:tcPr>
-            <w:tcW w:w="1605" w:type="dxa"/>
+            <w:tcW w:w="1602" w:type="dxa"/>
             <w:vAlign w:val="top"/>
           </w:tcPr>
           <w:p>
@@ -4211,7 +4269,7 @@
         </w:tc>
         <w:tc>
           <w:tcPr>
-            <w:tcW w:w="7422" w:type="dxa"/>
+            <w:tcW w:w="7425" w:type="dxa"/>
             <w:vAlign w:val="top"/>
           </w:tcPr>
           <w:p>
@@ -4243,7 +4301,7 @@
         </w:trPr>
         <w:tc>
           <w:tcPr>
-            <w:tcW w:w="1605" w:type="dxa"/>
+            <w:tcW w:w="1602" w:type="dxa"/>
             <w:vAlign w:val="top"/>
           </w:tcPr>
           <w:p>
@@ -4269,7 +4327,7 @@
         </w:tc>
         <w:tc>
           <w:tcPr>
-            <w:tcW w:w="7422" w:type="dxa"/>
+            <w:tcW w:w="7425" w:type="dxa"/>
             <w:vAlign w:val="top"/>
           </w:tcPr>
           <w:p>
@@ -4301,7 +4359,7 @@
         </w:trPr>
         <w:tc>
           <w:tcPr>
-            <w:tcW w:w="1605" w:type="dxa"/>
+            <w:tcW w:w="1602" w:type="dxa"/>
             <w:vAlign w:val="top"/>
           </w:tcPr>
           <w:p>
@@ -4327,7 +4385,7 @@
         </w:tc>
         <w:tc>
           <w:tcPr>
-            <w:tcW w:w="7422" w:type="dxa"/>
+            <w:tcW w:w="7425" w:type="dxa"/>
             <w:vAlign w:val="top"/>
           </w:tcPr>
           <w:p>
@@ -4359,7 +4417,7 @@
         </w:trPr>
         <w:tc>
           <w:tcPr>
-            <w:tcW w:w="1605" w:type="dxa"/>
+            <w:tcW w:w="1602" w:type="dxa"/>
             <w:vAlign w:val="top"/>
           </w:tcPr>
           <w:p>
@@ -4385,7 +4443,7 @@
         </w:tc>
         <w:tc>
           <w:tcPr>
-            <w:tcW w:w="7422" w:type="dxa"/>
+            <w:tcW w:w="7425" w:type="dxa"/>
             <w:vAlign w:val="top"/>
           </w:tcPr>
           <w:p>
@@ -4417,7 +4475,7 @@
         </w:trPr>
         <w:tc>
           <w:tcPr>
-            <w:tcW w:w="1605" w:type="dxa"/>
+            <w:tcW w:w="1602" w:type="dxa"/>
             <w:vAlign w:val="top"/>
           </w:tcPr>
           <w:p>
@@ -4443,7 +4501,7 @@
         </w:tc>
         <w:tc>
           <w:tcPr>
-            <w:tcW w:w="7422" w:type="dxa"/>
+            <w:tcW w:w="7425" w:type="dxa"/>
             <w:vAlign w:val="top"/>
           </w:tcPr>
           <w:p>
@@ -4475,7 +4533,7 @@
         </w:trPr>
         <w:tc>
           <w:tcPr>
-            <w:tcW w:w="1605" w:type="dxa"/>
+            <w:tcW w:w="1602" w:type="dxa"/>
             <w:vAlign w:val="top"/>
           </w:tcPr>
           <w:p>
@@ -4501,7 +4559,7 @@
         </w:tc>
         <w:tc>
           <w:tcPr>
-            <w:tcW w:w="7422" w:type="dxa"/>
+            <w:tcW w:w="7425" w:type="dxa"/>
             <w:vAlign w:val="top"/>
           </w:tcPr>
           <w:p>
@@ -4533,7 +4591,7 @@
         </w:trPr>
         <w:tc>
           <w:tcPr>
-            <w:tcW w:w="1605" w:type="dxa"/>
+            <w:tcW w:w="1602" w:type="dxa"/>
             <w:vAlign w:val="top"/>
           </w:tcPr>
           <w:p>
@@ -4559,7 +4617,7 @@
         </w:tc>
         <w:tc>
           <w:tcPr>
-            <w:tcW w:w="7422" w:type="dxa"/>
+            <w:tcW w:w="7425" w:type="dxa"/>
             <w:vAlign w:val="top"/>
           </w:tcPr>
           <w:p>
@@ -4591,7 +4649,7 @@
         </w:trPr>
         <w:tc>
           <w:tcPr>
-            <w:tcW w:w="1605" w:type="dxa"/>
+            <w:tcW w:w="1602" w:type="dxa"/>
             <w:vAlign w:val="top"/>
           </w:tcPr>
           <w:p>
@@ -4617,7 +4675,7 @@
         </w:tc>
         <w:tc>
           <w:tcPr>
-            <w:tcW w:w="7422" w:type="dxa"/>
+            <w:tcW w:w="7425" w:type="dxa"/>
             <w:vAlign w:val="top"/>
           </w:tcPr>
           <w:p>
@@ -4649,7 +4707,7 @@
         </w:trPr>
         <w:tc>
           <w:tcPr>
-            <w:tcW w:w="1605" w:type="dxa"/>
+            <w:tcW w:w="1602" w:type="dxa"/>
             <w:vAlign w:val="top"/>
           </w:tcPr>
           <w:p>
@@ -4675,7 +4733,7 @@
         </w:tc>
         <w:tc>
           <w:tcPr>
-            <w:tcW w:w="7422" w:type="dxa"/>
+            <w:tcW w:w="7425" w:type="dxa"/>
             <w:vAlign w:val="top"/>
           </w:tcPr>
           <w:p>
@@ -4707,7 +4765,7 @@
         </w:trPr>
         <w:tc>
           <w:tcPr>
-            <w:tcW w:w="1605" w:type="dxa"/>
+            <w:tcW w:w="1602" w:type="dxa"/>
             <w:vAlign w:val="top"/>
           </w:tcPr>
           <w:p>
@@ -4733,7 +4791,7 @@
         </w:tc>
         <w:tc>
           <w:tcPr>
-            <w:tcW w:w="7422" w:type="dxa"/>
+            <w:tcW w:w="7425" w:type="dxa"/>
             <w:vAlign w:val="top"/>
           </w:tcPr>
           <w:p>
@@ -4765,7 +4823,7 @@
         </w:trPr>
         <w:tc>
           <w:tcPr>
-            <w:tcW w:w="1605" w:type="dxa"/>
+            <w:tcW w:w="1602" w:type="dxa"/>
             <w:vAlign w:val="top"/>
           </w:tcPr>
           <w:p>
@@ -4791,7 +4849,7 @@
         </w:tc>
         <w:tc>
           <w:tcPr>
-            <w:tcW w:w="7422" w:type="dxa"/>
+            <w:tcW w:w="7425" w:type="dxa"/>
             <w:vAlign w:val="top"/>
           </w:tcPr>
           <w:p>
@@ -4823,7 +4881,7 @@
         </w:trPr>
         <w:tc>
           <w:tcPr>
-            <w:tcW w:w="1605" w:type="dxa"/>
+            <w:tcW w:w="1602" w:type="dxa"/>
             <w:vAlign w:val="top"/>
           </w:tcPr>
           <w:p>
@@ -4849,7 +4907,7 @@
         </w:tc>
         <w:tc>
           <w:tcPr>
-            <w:tcW w:w="7422" w:type="dxa"/>
+            <w:tcW w:w="7425" w:type="dxa"/>
             <w:vAlign w:val="top"/>
           </w:tcPr>
           <w:p>
@@ -4881,7 +4939,7 @@
         </w:trPr>
         <w:tc>
           <w:tcPr>
-            <w:tcW w:w="1605" w:type="dxa"/>
+            <w:tcW w:w="1602" w:type="dxa"/>
             <w:vAlign w:val="top"/>
           </w:tcPr>
           <w:p>
@@ -4907,7 +4965,7 @@
         </w:tc>
         <w:tc>
           <w:tcPr>
-            <w:tcW w:w="7422" w:type="dxa"/>
+            <w:tcW w:w="7425" w:type="dxa"/>
             <w:vAlign w:val="top"/>
           </w:tcPr>
           <w:p>
@@ -4939,7 +4997,7 @@
         </w:trPr>
         <w:tc>
           <w:tcPr>
-            <w:tcW w:w="1605" w:type="dxa"/>
+            <w:tcW w:w="1602" w:type="dxa"/>
             <w:vAlign w:val="top"/>
           </w:tcPr>
           <w:p>
@@ -4965,7 +5023,7 @@
         </w:tc>
         <w:tc>
           <w:tcPr>
-            <w:tcW w:w="7422" w:type="dxa"/>
+            <w:tcW w:w="7425" w:type="dxa"/>
             <w:vAlign w:val="top"/>
           </w:tcPr>
           <w:p>
@@ -4997,7 +5055,7 @@
         </w:trPr>
         <w:tc>
           <w:tcPr>
-            <w:tcW w:w="1605" w:type="dxa"/>
+            <w:tcW w:w="1602" w:type="dxa"/>
             <w:vAlign w:val="top"/>
           </w:tcPr>
           <w:p>
@@ -5023,7 +5081,7 @@
         </w:tc>
         <w:tc>
           <w:tcPr>
-            <w:tcW w:w="7422" w:type="dxa"/>
+            <w:tcW w:w="7425" w:type="dxa"/>
             <w:vAlign w:val="top"/>
           </w:tcPr>
           <w:p>
@@ -5055,7 +5113,7 @@
         </w:trPr>
         <w:tc>
           <w:tcPr>
-            <w:tcW w:w="1605" w:type="dxa"/>
+            <w:tcW w:w="1602" w:type="dxa"/>
             <w:vAlign w:val="top"/>
           </w:tcPr>
           <w:p>
@@ -5081,7 +5139,7 @@
         </w:tc>
         <w:tc>
           <w:tcPr>
-            <w:tcW w:w="7422" w:type="dxa"/>
+            <w:tcW w:w="7425" w:type="dxa"/>
             <w:vAlign w:val="top"/>
           </w:tcPr>
           <w:p>
@@ -5113,7 +5171,7 @@
         </w:trPr>
         <w:tc>
           <w:tcPr>
-            <w:tcW w:w="1605" w:type="dxa"/>
+            <w:tcW w:w="1602" w:type="dxa"/>
             <w:vAlign w:val="top"/>
           </w:tcPr>
           <w:p>
@@ -5139,7 +5197,7 @@
         </w:tc>
         <w:tc>
           <w:tcPr>
-            <w:tcW w:w="7422" w:type="dxa"/>
+            <w:tcW w:w="7425" w:type="dxa"/>
             <w:vAlign w:val="top"/>
           </w:tcPr>
           <w:p>
@@ -5171,7 +5229,7 @@
         </w:trPr>
         <w:tc>
           <w:tcPr>
-            <w:tcW w:w="1605" w:type="dxa"/>
+            <w:tcW w:w="1602" w:type="dxa"/>
             <w:vAlign w:val="top"/>
           </w:tcPr>
           <w:p>
@@ -5191,13 +5249,71 @@
                 <w:sz w:val="16"/>
                 <w:szCs w:val="16"/>
               </w:rPr>
+              <w:t xml:space="preserve">PDP</w:t>
+            </w:r>
+          </w:p>
+        </w:tc>
+        <w:tc>
+          <w:tcPr>
+            <w:tcW w:w="7425" w:type="dxa"/>
+            <w:vAlign w:val="top"/>
+          </w:tcPr>
+          <w:p>
+            <w:pPr>
+              <w:spacing w:before="60"/>
+              <w:rPr>
+                <w:rFonts w:ascii="Segoe UI" w:eastAsia="Arial" w:hAnsi="Segoe UI" w:cs="Segoe UI"/>
+                <w:color w:val="101820"/>
+                <w:sz w:val="16"/>
+                <w:szCs w:val="16"/>
+              </w:rPr>
+            </w:pPr>
+            <w:r>
+              <w:rPr>
+                <w:rFonts w:ascii="Segoe UI" w:eastAsia="Arial" w:hAnsi="Segoe UI" w:cs="Segoe UI"/>
+                <w:color w:val="101820"/>
+                <w:sz w:val="16"/>
+                <w:szCs w:val="16"/>
+              </w:rPr>
+              <w:t xml:space="preserve">Personal Data Protection</w:t>
+            </w:r>
+          </w:p>
+        </w:tc>
+      </w:tr>
+      <w:tr>
+        <w:trPr>
+          <w:cantSplit/>
+          <w:trHeight w:val="449"/>
+        </w:trPr>
+        <w:tc>
+          <w:tcPr>
+            <w:tcW w:w="1602" w:type="dxa"/>
+            <w:vAlign w:val="top"/>
+          </w:tcPr>
+          <w:p>
+            <w:pPr>
+              <w:spacing w:before="60"/>
+              <w:rPr>
+                <w:rFonts w:ascii="Segoe UI" w:eastAsia="Arial" w:hAnsi="Segoe UI" w:cs="Segoe UI"/>
+                <w:color w:val="101820"/>
+                <w:sz w:val="16"/>
+                <w:szCs w:val="16"/>
+              </w:rPr>
+            </w:pPr>
+            <w:r>
+              <w:rPr>
+                <w:rFonts w:ascii="Segoe UI" w:eastAsia="Arial" w:hAnsi="Segoe UI" w:cs="Segoe UI"/>
+                <w:color w:val="101820"/>
+                <w:sz w:val="16"/>
+                <w:szCs w:val="16"/>
+              </w:rPr>
               <w:t xml:space="preserve">PERF</w:t>
             </w:r>
           </w:p>
         </w:tc>
         <w:tc>
           <w:tcPr>
-            <w:tcW w:w="7422" w:type="dxa"/>
+            <w:tcW w:w="7425" w:type="dxa"/>
             <w:vAlign w:val="top"/>
           </w:tcPr>
           <w:p>
@@ -5229,7 +5345,7 @@
         </w:trPr>
         <w:tc>
           <w:tcPr>
-            <w:tcW w:w="1605" w:type="dxa"/>
+            <w:tcW w:w="1602" w:type="dxa"/>
             <w:vAlign w:val="top"/>
           </w:tcPr>
           <w:p>
@@ -5255,7 +5371,7 @@
         </w:tc>
         <w:tc>
           <w:tcPr>
-            <w:tcW w:w="7422" w:type="dxa"/>
+            <w:tcW w:w="7425" w:type="dxa"/>
             <w:vAlign w:val="top"/>
           </w:tcPr>
           <w:p>
@@ -5287,7 +5403,7 @@
         </w:trPr>
         <w:tc>
           <w:tcPr>
-            <w:tcW w:w="1605" w:type="dxa"/>
+            <w:tcW w:w="1602" w:type="dxa"/>
             <w:vAlign w:val="top"/>
           </w:tcPr>
           <w:p>
@@ -5313,7 +5429,7 @@
         </w:tc>
         <w:tc>
           <w:tcPr>
-            <w:tcW w:w="7422" w:type="dxa"/>
+            <w:tcW w:w="7425" w:type="dxa"/>
             <w:vAlign w:val="top"/>
           </w:tcPr>
           <w:p>
@@ -5345,7 +5461,7 @@
         </w:trPr>
         <w:tc>
           <w:tcPr>
-            <w:tcW w:w="1605" w:type="dxa"/>
+            <w:tcW w:w="1602" w:type="dxa"/>
             <w:vAlign w:val="top"/>
           </w:tcPr>
           <w:p>
@@ -5371,7 +5487,7 @@
         </w:tc>
         <w:tc>
           <w:tcPr>
-            <w:tcW w:w="7422" w:type="dxa"/>
+            <w:tcW w:w="7425" w:type="dxa"/>
             <w:vAlign w:val="top"/>
           </w:tcPr>
           <w:p>
@@ -5403,7 +5519,7 @@
         </w:trPr>
         <w:tc>
           <w:tcPr>
-            <w:tcW w:w="1605" w:type="dxa"/>
+            <w:tcW w:w="1602" w:type="dxa"/>
             <w:vAlign w:val="top"/>
           </w:tcPr>
           <w:p>
@@ -5429,7 +5545,7 @@
         </w:tc>
         <w:tc>
           <w:tcPr>
-            <w:tcW w:w="7422" w:type="dxa"/>
+            <w:tcW w:w="7425" w:type="dxa"/>
             <w:vAlign w:val="top"/>
           </w:tcPr>
           <w:p>
@@ -5461,7 +5577,7 @@
         </w:trPr>
         <w:tc>
           <w:tcPr>
-            <w:tcW w:w="1605" w:type="dxa"/>
+            <w:tcW w:w="1602" w:type="dxa"/>
             <w:vAlign w:val="top"/>
           </w:tcPr>
           <w:p>
@@ -5487,7 +5603,7 @@
         </w:tc>
         <w:tc>
           <w:tcPr>
-            <w:tcW w:w="7422" w:type="dxa"/>
+            <w:tcW w:w="7425" w:type="dxa"/>
             <w:vAlign w:val="top"/>
           </w:tcPr>
           <w:p>
@@ -5519,7 +5635,7 @@
         </w:trPr>
         <w:tc>
           <w:tcPr>
-            <w:tcW w:w="1605" w:type="dxa"/>
+            <w:tcW w:w="1602" w:type="dxa"/>
             <w:vAlign w:val="top"/>
           </w:tcPr>
           <w:p>
@@ -5545,7 +5661,7 @@
         </w:tc>
         <w:tc>
           <w:tcPr>
-            <w:tcW w:w="7422" w:type="dxa"/>
+            <w:tcW w:w="7425" w:type="dxa"/>
             <w:vAlign w:val="top"/>
           </w:tcPr>
           <w:p>
@@ -5577,7 +5693,7 @@
         </w:trPr>
         <w:tc>
           <w:tcPr>
-            <w:tcW w:w="1605" w:type="dxa"/>
+            <w:tcW w:w="1602" w:type="dxa"/>
             <w:vAlign w:val="top"/>
           </w:tcPr>
           <w:p>
@@ -5603,7 +5719,7 @@
         </w:tc>
         <w:tc>
           <w:tcPr>
-            <w:tcW w:w="7422" w:type="dxa"/>
+            <w:tcW w:w="7425" w:type="dxa"/>
             <w:vAlign w:val="top"/>
           </w:tcPr>
           <w:p>
@@ -5635,7 +5751,7 @@
         </w:trPr>
         <w:tc>
           <w:tcPr>
-            <w:tcW w:w="1605" w:type="dxa"/>
+            <w:tcW w:w="1602" w:type="dxa"/>
             <w:vAlign w:val="top"/>
           </w:tcPr>
           <w:p>
@@ -5661,7 +5777,7 @@
         </w:tc>
         <w:tc>
           <w:tcPr>
-            <w:tcW w:w="7422" w:type="dxa"/>
+            <w:tcW w:w="7425" w:type="dxa"/>
             <w:vAlign w:val="top"/>
           </w:tcPr>
           <w:p>
@@ -5693,7 +5809,7 @@
         </w:trPr>
         <w:tc>
           <w:tcPr>
-            <w:tcW w:w="1605" w:type="dxa"/>
+            <w:tcW w:w="1602" w:type="dxa"/>
             <w:vAlign w:val="top"/>
           </w:tcPr>
           <w:p>
@@ -5719,7 +5835,7 @@
         </w:tc>
         <w:tc>
           <w:tcPr>
-            <w:tcW w:w="7422" w:type="dxa"/>
+            <w:tcW w:w="7425" w:type="dxa"/>
             <w:vAlign w:val="top"/>
           </w:tcPr>
           <w:p>
@@ -5751,7 +5867,7 @@
         </w:trPr>
         <w:tc>
           <w:tcPr>
-            <w:tcW w:w="1605" w:type="dxa"/>
+            <w:tcW w:w="1602" w:type="dxa"/>
             <w:vAlign w:val="top"/>
           </w:tcPr>
           <w:p>
@@ -5777,7 +5893,7 @@
         </w:tc>
         <w:tc>
           <w:tcPr>
-            <w:tcW w:w="7422" w:type="dxa"/>
+            <w:tcW w:w="7425" w:type="dxa"/>
             <w:vAlign w:val="top"/>
           </w:tcPr>
           <w:p>
@@ -5809,7 +5925,7 @@
         </w:trPr>
         <w:tc>
           <w:tcPr>
-            <w:tcW w:w="1605" w:type="dxa"/>
+            <w:tcW w:w="1602" w:type="dxa"/>
             <w:vAlign w:val="top"/>
           </w:tcPr>
           <w:p>
@@ -5835,7 +5951,7 @@
         </w:tc>
         <w:tc>
           <w:tcPr>
-            <w:tcW w:w="7422" w:type="dxa"/>
+            <w:tcW w:w="7425" w:type="dxa"/>
             <w:vAlign w:val="top"/>
           </w:tcPr>
           <w:p>
@@ -5867,7 +5983,7 @@
         </w:trPr>
         <w:tc>
           <w:tcPr>
-            <w:tcW w:w="1605" w:type="dxa"/>
+            <w:tcW w:w="1602" w:type="dxa"/>
             <w:vAlign w:val="top"/>
           </w:tcPr>
           <w:p>
@@ -5893,7 +6009,7 @@
         </w:tc>
         <w:tc>
           <w:tcPr>
-            <w:tcW w:w="7422" w:type="dxa"/>
+            <w:tcW w:w="7425" w:type="dxa"/>
             <w:vAlign w:val="top"/>
           </w:tcPr>
           <w:p>
@@ -5925,7 +6041,7 @@
         </w:trPr>
         <w:tc>
           <w:tcPr>
-            <w:tcW w:w="1605" w:type="dxa"/>
+            <w:tcW w:w="1602" w:type="dxa"/>
             <w:vAlign w:val="top"/>
           </w:tcPr>
           <w:p>
@@ -5951,7 +6067,7 @@
         </w:tc>
         <w:tc>
           <w:tcPr>
-            <w:tcW w:w="7422" w:type="dxa"/>
+            <w:tcW w:w="7425" w:type="dxa"/>
             <w:vAlign w:val="top"/>
           </w:tcPr>
           <w:p>
@@ -5983,7 +6099,7 @@
         </w:trPr>
         <w:tc>
           <w:tcPr>
-            <w:tcW w:w="1605" w:type="dxa"/>
+            <w:tcW w:w="1602" w:type="dxa"/>
             <w:vAlign w:val="top"/>
           </w:tcPr>
           <w:p>
@@ -6009,7 +6125,7 @@
         </w:tc>
         <w:tc>
           <w:tcPr>
-            <w:tcW w:w="7422" w:type="dxa"/>
+            <w:tcW w:w="7425" w:type="dxa"/>
             <w:vAlign w:val="top"/>
           </w:tcPr>
           <w:p>
@@ -6041,7 +6157,7 @@
         </w:trPr>
         <w:tc>
           <w:tcPr>
-            <w:tcW w:w="1605" w:type="dxa"/>
+            <w:tcW w:w="1602" w:type="dxa"/>
             <w:vAlign w:val="top"/>
           </w:tcPr>
           <w:p>
@@ -6067,7 +6183,7 @@
         </w:tc>
         <w:tc>
           <w:tcPr>
-            <w:tcW w:w="7422" w:type="dxa"/>
+            <w:tcW w:w="7425" w:type="dxa"/>
             <w:vAlign w:val="top"/>
           </w:tcPr>
           <w:p>
@@ -6099,7 +6215,7 @@
         </w:trPr>
         <w:tc>
           <w:tcPr>
-            <w:tcW w:w="1605" w:type="dxa"/>
+            <w:tcW w:w="1602" w:type="dxa"/>
             <w:vAlign w:val="top"/>
           </w:tcPr>
           <w:p>
@@ -6125,7 +6241,7 @@
         </w:tc>
         <w:tc>
           <w:tcPr>
-            <w:tcW w:w="7422" w:type="dxa"/>
+            <w:tcW w:w="7425" w:type="dxa"/>
             <w:vAlign w:val="top"/>
           </w:tcPr>
           <w:p>
@@ -6157,7 +6273,7 @@
         </w:trPr>
         <w:tc>
           <w:tcPr>
-            <w:tcW w:w="1605" w:type="dxa"/>
+            <w:tcW w:w="1602" w:type="dxa"/>
             <w:vAlign w:val="top"/>
           </w:tcPr>
           <w:p>
@@ -6183,7 +6299,7 @@
         </w:tc>
         <w:tc>
           <w:tcPr>
-            <w:tcW w:w="7422" w:type="dxa"/>
+            <w:tcW w:w="7425" w:type="dxa"/>
             <w:vAlign w:val="top"/>
           </w:tcPr>
           <w:p>
@@ -6215,7 +6331,7 @@
         </w:trPr>
         <w:tc>
           <w:tcPr>
-            <w:tcW w:w="1605" w:type="dxa"/>
+            <w:tcW w:w="1602" w:type="dxa"/>
             <w:vAlign w:val="top"/>
           </w:tcPr>
           <w:p>
@@ -6241,7 +6357,7 @@
         </w:tc>
         <w:tc>
           <w:tcPr>
-            <w:tcW w:w="7422" w:type="dxa"/>
+            <w:tcW w:w="7425" w:type="dxa"/>
             <w:vAlign w:val="top"/>
           </w:tcPr>
           <w:p>
@@ -6273,7 +6389,7 @@
         </w:trPr>
         <w:tc>
           <w:tcPr>
-            <w:tcW w:w="1605" w:type="dxa"/>
+            <w:tcW w:w="1602" w:type="dxa"/>
             <w:vAlign w:val="top"/>
           </w:tcPr>
           <w:p>
@@ -6299,7 +6415,7 @@
         </w:tc>
         <w:tc>
           <w:tcPr>
-            <w:tcW w:w="7422" w:type="dxa"/>
+            <w:tcW w:w="7425" w:type="dxa"/>
             <w:vAlign w:val="top"/>
           </w:tcPr>
           <w:p>
@@ -6388,7 +6504,7 @@
         <w:t xml:space="preserve"> </w:t>
       </w:r>
       <w:r>
-        <w:t xml:space="preserve">release 1.0.0 (Node.js 22, PostgreSQL 16). The client is TASCO Insurance, with VETC as ecosystem and channel partner. iorta TechNXT owns this strategy; TASCO IT, the TASCO Business Owner, TASCO Compliance and VETC IT approve it.</w:t>
+        <w:t xml:space="preserve">release 1.0.0 (Node.js 22, PostgreSQL 16). The client is TASCO Insurance. VETC is the distribution host (the VETC app), provides the VETC wallet as a payment method and supplies vehicle data and events. iorta TechNXT owns this strategy; TASCO IT, the TASCO Business Owner, TASCO Compliance and VETC IT approve it.</w:t>
       </w:r>
     </w:p>
     <w:p>
@@ -6416,7 +6532,7 @@
         </w:numPr>
       </w:pPr>
       <w:r>
-        <w:t xml:space="preserve">TGP-QA-02 Test Case Catalogue (TC-001 to TC-180).</w:t>
+        <w:t xml:space="preserve">TGP-QA-02 Test Case Catalogue (TC-001 to TC-205 and TC-080a).</w:t>
       </w:r>
     </w:p>
     <w:p>
@@ -6589,9 +6705,9 @@
         <w:tblLook w:val="04A0" w:firstRow="1" w:lastRow="0" w:firstColumn="0" w:lastColumn="0" w:noHBand="0" w:noVBand="1"/>
       </w:tblPr>
       <w:tblGrid>
-        <w:gridCol w:w="1782"/>
-        <w:gridCol w:w="3824"/>
-        <w:gridCol w:w="3421"/>
+        <w:gridCol w:w="1760"/>
+        <w:gridCol w:w="3753"/>
+        <w:gridCol w:w="3514"/>
       </w:tblGrid>
       <w:tr>
         <w:trPr>
@@ -6600,7 +6716,7 @@
         </w:trPr>
         <w:tc>
           <w:tcPr>
-            <w:tcW w:w="1782" w:type="dxa"/>
+            <w:tcW w:w="1760" w:type="dxa"/>
             <w:shd w:val="clear" w:color="auto" w:fill="0F4761"/>
             <w:vAlign w:val="center"/>
           </w:tcPr>
@@ -6619,7 +6735,7 @@
         </w:tc>
         <w:tc>
           <w:tcPr>
-            <w:tcW w:w="3824" w:type="dxa"/>
+            <w:tcW w:w="3753" w:type="dxa"/>
             <w:shd w:val="clear" w:color="auto" w:fill="0F4761"/>
             <w:vAlign w:val="center"/>
           </w:tcPr>
@@ -6638,7 +6754,7 @@
         </w:tc>
         <w:tc>
           <w:tcPr>
-            <w:tcW w:w="3421" w:type="dxa"/>
+            <w:tcW w:w="3514" w:type="dxa"/>
             <w:shd w:val="clear" w:color="auto" w:fill="0F4761"/>
             <w:vAlign w:val="center"/>
           </w:tcPr>
@@ -6662,7 +6778,7 @@
         </w:trPr>
         <w:tc>
           <w:tcPr>
-            <w:tcW w:w="1782" w:type="dxa"/>
+            <w:tcW w:w="1760" w:type="dxa"/>
             <w:vAlign w:val="top"/>
           </w:tcPr>
           <w:p>
@@ -6677,7 +6793,7 @@
         </w:tc>
         <w:tc>
           <w:tcPr>
-            <w:tcW w:w="3824" w:type="dxa"/>
+            <w:tcW w:w="3753" w:type="dxa"/>
             <w:vAlign w:val="top"/>
           </w:tcPr>
           <w:p>
@@ -6734,7 +6850,7 @@
         </w:tc>
         <w:tc>
           <w:tcPr>
-            <w:tcW w:w="3421" w:type="dxa"/>
+            <w:tcW w:w="3514" w:type="dxa"/>
             <w:vAlign w:val="top"/>
           </w:tcPr>
           <w:p>
@@ -6754,7 +6870,7 @@
         </w:trPr>
         <w:tc>
           <w:tcPr>
-            <w:tcW w:w="1782" w:type="dxa"/>
+            <w:tcW w:w="1760" w:type="dxa"/>
             <w:shd w:val="clear" w:color="auto" w:fill="F4F7FB"/>
             <w:vAlign w:val="top"/>
           </w:tcPr>
@@ -6770,7 +6886,7 @@
         </w:tc>
         <w:tc>
           <w:tcPr>
-            <w:tcW w:w="3824" w:type="dxa"/>
+            <w:tcW w:w="3753" w:type="dxa"/>
             <w:shd w:val="clear" w:color="auto" w:fill="F4F7FB"/>
             <w:vAlign w:val="top"/>
           </w:tcPr>
@@ -6825,7 +6941,7 @@
         </w:tc>
         <w:tc>
           <w:tcPr>
-            <w:tcW w:w="3421" w:type="dxa"/>
+            <w:tcW w:w="3514" w:type="dxa"/>
             <w:shd w:val="clear" w:color="auto" w:fill="F4F7FB"/>
             <w:vAlign w:val="top"/>
           </w:tcPr>
@@ -6846,7 +6962,7 @@
         </w:trPr>
         <w:tc>
           <w:tcPr>
-            <w:tcW w:w="1782" w:type="dxa"/>
+            <w:tcW w:w="1760" w:type="dxa"/>
             <w:vAlign w:val="top"/>
           </w:tcPr>
           <w:p>
@@ -6861,7 +6977,7 @@
         </w:tc>
         <w:tc>
           <w:tcPr>
-            <w:tcW w:w="3824" w:type="dxa"/>
+            <w:tcW w:w="3753" w:type="dxa"/>
             <w:vAlign w:val="top"/>
           </w:tcPr>
           <w:p>
@@ -6903,7 +7019,7 @@
         </w:tc>
         <w:tc>
           <w:tcPr>
-            <w:tcW w:w="3421" w:type="dxa"/>
+            <w:tcW w:w="3514" w:type="dxa"/>
             <w:vAlign w:val="top"/>
           </w:tcPr>
           <w:p>
@@ -6923,7 +7039,7 @@
         </w:trPr>
         <w:tc>
           <w:tcPr>
-            <w:tcW w:w="1782" w:type="dxa"/>
+            <w:tcW w:w="1760" w:type="dxa"/>
             <w:shd w:val="clear" w:color="auto" w:fill="F4F7FB"/>
             <w:vAlign w:val="top"/>
           </w:tcPr>
@@ -6939,7 +7055,7 @@
         </w:tc>
         <w:tc>
           <w:tcPr>
-            <w:tcW w:w="3824" w:type="dxa"/>
+            <w:tcW w:w="3753" w:type="dxa"/>
             <w:shd w:val="clear" w:color="auto" w:fill="F4F7FB"/>
             <w:vAlign w:val="top"/>
           </w:tcPr>
@@ -6973,7 +7089,7 @@
         </w:tc>
         <w:tc>
           <w:tcPr>
-            <w:tcW w:w="3421" w:type="dxa"/>
+            <w:tcW w:w="3514" w:type="dxa"/>
             <w:shd w:val="clear" w:color="auto" w:fill="F4F7FB"/>
             <w:vAlign w:val="top"/>
           </w:tcPr>
@@ -6994,7 +7110,7 @@
         </w:trPr>
         <w:tc>
           <w:tcPr>
-            <w:tcW w:w="1782" w:type="dxa"/>
+            <w:tcW w:w="1760" w:type="dxa"/>
             <w:vAlign w:val="top"/>
           </w:tcPr>
           <w:p>
@@ -7009,7 +7125,7 @@
         </w:tc>
         <w:tc>
           <w:tcPr>
-            <w:tcW w:w="3824" w:type="dxa"/>
+            <w:tcW w:w="3753" w:type="dxa"/>
             <w:vAlign w:val="top"/>
           </w:tcPr>
           <w:p>
@@ -7042,7 +7158,7 @@
         </w:tc>
         <w:tc>
           <w:tcPr>
-            <w:tcW w:w="3421" w:type="dxa"/>
+            <w:tcW w:w="3514" w:type="dxa"/>
             <w:vAlign w:val="top"/>
           </w:tcPr>
           <w:p>
@@ -7062,7 +7178,7 @@
         </w:trPr>
         <w:tc>
           <w:tcPr>
-            <w:tcW w:w="1782" w:type="dxa"/>
+            <w:tcW w:w="1760" w:type="dxa"/>
             <w:shd w:val="clear" w:color="auto" w:fill="F4F7FB"/>
             <w:vAlign w:val="top"/>
           </w:tcPr>
@@ -7078,7 +7194,7 @@
         </w:tc>
         <w:tc>
           <w:tcPr>
-            <w:tcW w:w="3824" w:type="dxa"/>
+            <w:tcW w:w="3753" w:type="dxa"/>
             <w:shd w:val="clear" w:color="auto" w:fill="F4F7FB"/>
             <w:vAlign w:val="top"/>
           </w:tcPr>
@@ -7112,7 +7228,7 @@
         </w:tc>
         <w:tc>
           <w:tcPr>
-            <w:tcW w:w="3421" w:type="dxa"/>
+            <w:tcW w:w="3514" w:type="dxa"/>
             <w:shd w:val="clear" w:color="auto" w:fill="F4F7FB"/>
             <w:vAlign w:val="top"/>
           </w:tcPr>
@@ -7133,22 +7249,22 @@
         </w:trPr>
         <w:tc>
           <w:tcPr>
-            <w:tcW w:w="1782" w:type="dxa"/>
-            <w:vAlign w:val="top"/>
-          </w:tcPr>
-          <w:p>
-            <w:pPr>
-              <w:pStyle w:val="TableText"/>
-              <w:jc w:val="left"/>
-            </w:pPr>
-            <w:r>
-              <w:t xml:space="preserve">Sales</w:t>
-            </w:r>
-          </w:p>
-        </w:tc>
-        <w:tc>
-          <w:tcPr>
-            <w:tcW w:w="3824" w:type="dxa"/>
+            <w:tcW w:w="1760" w:type="dxa"/>
+            <w:vAlign w:val="top"/>
+          </w:tcPr>
+          <w:p>
+            <w:pPr>
+              <w:pStyle w:val="TableText"/>
+              <w:jc w:val="left"/>
+            </w:pPr>
+            <w:r>
+              <w:t xml:space="preserve">Sales and quick renewal</w:t>
+            </w:r>
+          </w:p>
+        </w:tc>
+        <w:tc>
+          <w:tcPr>
+            <w:tcW w:w="3753" w:type="dxa"/>
             <w:vAlign w:val="top"/>
           </w:tcPr>
           <w:p>
@@ -7175,33 +7291,45 @@
               <w:t xml:space="preserve">rating.js</w:t>
             </w:r>
             <w:r>
-              <w:t xml:space="preserve">, products and commission rules</w:t>
-            </w:r>
-          </w:p>
-        </w:tc>
-        <w:tc>
-          <w:tcPr>
-            <w:tcW w:w="3421" w:type="dxa"/>
-            <w:vAlign w:val="top"/>
-          </w:tcPr>
-          <w:p>
-            <w:pPr>
-              <w:pStyle w:val="TableText"/>
-              <w:jc w:val="left"/>
-            </w:pPr>
-            <w:r>
-              <w:t xml:space="preserve">Wrong premium, double charge, payment without policy, commission above the cap</w:t>
-            </w:r>
-          </w:p>
-        </w:tc>
-      </w:tr>
-      <w:tr>
-        <w:trPr>
-          <w:cantSplit/>
-        </w:trPr>
-        <w:tc>
-          <w:tcPr>
-            <w:tcW w:w="1782" w:type="dxa"/>
+              <w:t xml:space="preserve">,</w:t>
+            </w:r>
+            <w:r>
+              <w:t xml:space="preserve"> </w:t>
+            </w:r>
+            <w:r>
+              <w:rPr>
+                <w:rStyle w:val="CodeChar"/>
+              </w:rPr>
+              <w:t xml:space="preserve">quickRenewal.js</w:t>
+            </w:r>
+            <w:r>
+              <w:t xml:space="preserve">, products, commission and service-level rules</w:t>
+            </w:r>
+          </w:p>
+        </w:tc>
+        <w:tc>
+          <w:tcPr>
+            <w:tcW w:w="3514" w:type="dxa"/>
+            <w:vAlign w:val="top"/>
+          </w:tcPr>
+          <w:p>
+            <w:pPr>
+              <w:pStyle w:val="TableText"/>
+              <w:jc w:val="left"/>
+            </w:pPr>
+            <w:r>
+              <w:t xml:space="preserve">Wrong premium, double charge, payment without policy, commission above the cap, quick renewal offered when the case needs the full flow</w:t>
+            </w:r>
+          </w:p>
+        </w:tc>
+      </w:tr>
+      <w:tr>
+        <w:trPr>
+          <w:cantSplit/>
+        </w:trPr>
+        <w:tc>
+          <w:tcPr>
+            <w:tcW w:w="1760" w:type="dxa"/>
             <w:shd w:val="clear" w:color="auto" w:fill="F4F7FB"/>
             <w:vAlign w:val="top"/>
           </w:tcPr>
@@ -7217,7 +7345,7 @@
         </w:tc>
         <w:tc>
           <w:tcPr>
-            <w:tcW w:w="3824" w:type="dxa"/>
+            <w:tcW w:w="3753" w:type="dxa"/>
             <w:shd w:val="clear" w:color="auto" w:fill="F4F7FB"/>
             <w:vAlign w:val="top"/>
           </w:tcPr>
@@ -7260,7 +7388,7 @@
         </w:tc>
         <w:tc>
           <w:tcPr>
-            <w:tcW w:w="3421" w:type="dxa"/>
+            <w:tcW w:w="3514" w:type="dxa"/>
             <w:shd w:val="clear" w:color="auto" w:fill="F4F7FB"/>
             <w:vAlign w:val="top"/>
           </w:tcPr>
@@ -7281,7 +7409,7 @@
         </w:trPr>
         <w:tc>
           <w:tcPr>
-            <w:tcW w:w="1782" w:type="dxa"/>
+            <w:tcW w:w="1760" w:type="dxa"/>
             <w:vAlign w:val="top"/>
           </w:tcPr>
           <w:p>
@@ -7296,7 +7424,7 @@
         </w:tc>
         <w:tc>
           <w:tcPr>
-            <w:tcW w:w="3824" w:type="dxa"/>
+            <w:tcW w:w="3753" w:type="dxa"/>
             <w:vAlign w:val="top"/>
           </w:tcPr>
           <w:p>
@@ -7317,7 +7445,7 @@
         </w:tc>
         <w:tc>
           <w:tcPr>
-            <w:tcW w:w="3421" w:type="dxa"/>
+            <w:tcW w:w="3514" w:type="dxa"/>
             <w:vAlign w:val="top"/>
           </w:tcPr>
           <w:p>
@@ -7337,7 +7465,7 @@
         </w:trPr>
         <w:tc>
           <w:tcPr>
-            <w:tcW w:w="1782" w:type="dxa"/>
+            <w:tcW w:w="1760" w:type="dxa"/>
             <w:shd w:val="clear" w:color="auto" w:fill="F4F7FB"/>
             <w:vAlign w:val="top"/>
           </w:tcPr>
@@ -7353,7 +7481,7 @@
         </w:tc>
         <w:tc>
           <w:tcPr>
-            <w:tcW w:w="3824" w:type="dxa"/>
+            <w:tcW w:w="3753" w:type="dxa"/>
             <w:shd w:val="clear" w:color="auto" w:fill="F4F7FB"/>
             <w:vAlign w:val="top"/>
           </w:tcPr>
@@ -7372,7 +7500,7 @@
         </w:tc>
         <w:tc>
           <w:tcPr>
-            <w:tcW w:w="3421" w:type="dxa"/>
+            <w:tcW w:w="3514" w:type="dxa"/>
             <w:shd w:val="clear" w:color="auto" w:fill="F4F7FB"/>
             <w:vAlign w:val="top"/>
           </w:tcPr>
@@ -7393,7 +7521,7 @@
         </w:trPr>
         <w:tc>
           <w:tcPr>
-            <w:tcW w:w="1782" w:type="dxa"/>
+            <w:tcW w:w="1760" w:type="dxa"/>
             <w:vAlign w:val="top"/>
           </w:tcPr>
           <w:p>
@@ -7408,7 +7536,7 @@
         </w:tc>
         <w:tc>
           <w:tcPr>
-            <w:tcW w:w="3824" w:type="dxa"/>
+            <w:tcW w:w="3753" w:type="dxa"/>
             <w:vAlign w:val="top"/>
           </w:tcPr>
           <w:p>
@@ -7450,7 +7578,7 @@
         </w:tc>
         <w:tc>
           <w:tcPr>
-            <w:tcW w:w="3421" w:type="dxa"/>
+            <w:tcW w:w="3514" w:type="dxa"/>
             <w:vAlign w:val="top"/>
           </w:tcPr>
           <w:p>
@@ -7470,7 +7598,7 @@
         </w:trPr>
         <w:tc>
           <w:tcPr>
-            <w:tcW w:w="1782" w:type="dxa"/>
+            <w:tcW w:w="1760" w:type="dxa"/>
             <w:shd w:val="clear" w:color="auto" w:fill="F4F7FB"/>
             <w:vAlign w:val="top"/>
           </w:tcPr>
@@ -7486,17 +7614,17 @@
         </w:tc>
         <w:tc>
           <w:tcPr>
-            <w:tcW w:w="3824" w:type="dxa"/>
-            <w:shd w:val="clear" w:color="auto" w:fill="F4F7FB"/>
-            <w:vAlign w:val="top"/>
-          </w:tcPr>
-          <w:p>
-            <w:pPr>
-              <w:pStyle w:val="TableText"/>
-              <w:jc w:val="left"/>
-            </w:pPr>
-            <w:r>
-              <w:t xml:space="preserve">DSAR in</w:t>
+            <w:tcW w:w="3753" w:type="dxa"/>
+            <w:shd w:val="clear" w:color="auto" w:fill="F4F7FB"/>
+            <w:vAlign w:val="top"/>
+          </w:tcPr>
+          <w:p>
+            <w:pPr>
+              <w:pStyle w:val="TableText"/>
+              <w:jc w:val="left"/>
+            </w:pPr>
+            <w:r>
+              <w:t xml:space="preserve">Data requests register in</w:t>
             </w:r>
             <w:r>
               <w:t xml:space="preserve"> </w:t>
@@ -7505,7 +7633,7 @@
               <w:rPr>
                 <w:rStyle w:val="CodeChar"/>
               </w:rPr>
-              <w:t xml:space="preserve">customerService.js</w:t>
+              <w:t xml:space="preserve">dsarService.js</w:t>
             </w:r>
             <w:r>
               <w:t xml:space="preserve">,</w:t>
@@ -7535,28 +7663,28 @@
         </w:tc>
         <w:tc>
           <w:tcPr>
-            <w:tcW w:w="3421" w:type="dxa"/>
-            <w:shd w:val="clear" w:color="auto" w:fill="F4F7FB"/>
-            <w:vAlign w:val="top"/>
-          </w:tcPr>
-          <w:p>
-            <w:pPr>
-              <w:pStyle w:val="TableText"/>
-              <w:jc w:val="left"/>
-            </w:pPr>
-            <w:r>
-              <w:t xml:space="preserve">Erasure with an active policy, personal data in clear at rest, undetected audit tampering</w:t>
-            </w:r>
-          </w:p>
-        </w:tc>
-      </w:tr>
-      <w:tr>
-        <w:trPr>
-          <w:cantSplit/>
-        </w:trPr>
-        <w:tc>
-          <w:tcPr>
-            <w:tcW w:w="1782" w:type="dxa"/>
+            <w:tcW w:w="3514" w:type="dxa"/>
+            <w:shd w:val="clear" w:color="auto" w:fill="F4F7FB"/>
+            <w:vAlign w:val="top"/>
+          </w:tcPr>
+          <w:p>
+            <w:pPr>
+              <w:pStyle w:val="TableText"/>
+              <w:jc w:val="left"/>
+            </w:pPr>
+            <w:r>
+              <w:t xml:space="preserve">Export or erasure before identity is verified, erasure with a policy in force, missed response time, personal data in clear at rest, undetected audit tampering</w:t>
+            </w:r>
+          </w:p>
+        </w:tc>
+      </w:tr>
+      <w:tr>
+        <w:trPr>
+          <w:cantSplit/>
+        </w:trPr>
+        <w:tc>
+          <w:tcPr>
+            <w:tcW w:w="1760" w:type="dxa"/>
             <w:vAlign w:val="top"/>
           </w:tcPr>
           <w:p>
@@ -7571,7 +7699,7 @@
         </w:tc>
         <w:tc>
           <w:tcPr>
-            <w:tcW w:w="3824" w:type="dxa"/>
+            <w:tcW w:w="3753" w:type="dxa"/>
             <w:vAlign w:val="top"/>
           </w:tcPr>
           <w:p>
@@ -7604,7 +7732,7 @@
         </w:tc>
         <w:tc>
           <w:tcPr>
-            <w:tcW w:w="3421" w:type="dxa"/>
+            <w:tcW w:w="3514" w:type="dxa"/>
             <w:vAlign w:val="top"/>
           </w:tcPr>
           <w:p>
@@ -7624,7 +7752,7 @@
         </w:trPr>
         <w:tc>
           <w:tcPr>
-            <w:tcW w:w="1782" w:type="dxa"/>
+            <w:tcW w:w="1760" w:type="dxa"/>
             <w:shd w:val="clear" w:color="auto" w:fill="F4F7FB"/>
             <w:vAlign w:val="top"/>
           </w:tcPr>
@@ -7640,7 +7768,7 @@
         </w:tc>
         <w:tc>
           <w:tcPr>
-            <w:tcW w:w="3824" w:type="dxa"/>
+            <w:tcW w:w="3753" w:type="dxa"/>
             <w:shd w:val="clear" w:color="auto" w:fill="F4F7FB"/>
             <w:vAlign w:val="top"/>
           </w:tcPr>
@@ -7656,7 +7784,7 @@
         </w:tc>
         <w:tc>
           <w:tcPr>
-            <w:tcW w:w="3421" w:type="dxa"/>
+            <w:tcW w:w="3514" w:type="dxa"/>
             <w:shd w:val="clear" w:color="auto" w:fill="F4F7FB"/>
             <w:vAlign w:val="top"/>
           </w:tcPr>
@@ -7677,7 +7805,7 @@
         </w:trPr>
         <w:tc>
           <w:tcPr>
-            <w:tcW w:w="1782" w:type="dxa"/>
+            <w:tcW w:w="1760" w:type="dxa"/>
             <w:vAlign w:val="top"/>
           </w:tcPr>
           <w:p>
@@ -7692,7 +7820,7 @@
         </w:tc>
         <w:tc>
           <w:tcPr>
-            <w:tcW w:w="3824" w:type="dxa"/>
+            <w:tcW w:w="3753" w:type="dxa"/>
             <w:vAlign w:val="top"/>
           </w:tcPr>
           <w:p>
@@ -7737,7 +7865,7 @@
         </w:tc>
         <w:tc>
           <w:tcPr>
-            <w:tcW w:w="3421" w:type="dxa"/>
+            <w:tcW w:w="3514" w:type="dxa"/>
             <w:vAlign w:val="top"/>
           </w:tcPr>
           <w:p>
@@ -7826,7 +7954,7 @@
               <a:graphicData uri="http://schemas.openxmlformats.org/drawingml/2006/picture">
                 <pic:pic>
                   <pic:nvPicPr>
-                    <pic:cNvPr descr="/tmp/claude-0/-home-user-TASCO/19e5534d-12b5-5956-9b60-3e77efde0f49/scratchpad/gen/.cache/mermaid/e157f704eeaf0ec9.png" id="27" name="Picture"/>
+                    <pic:cNvPr descr="/home/user/TASCO/tools/docs-source/gen/.cache/mermaid/e157f704eeaf0ec9.png" id="27" name="Picture"/>
                     <pic:cNvPicPr>
                       <a:picLocks noChangeArrowheads="1" noChangeAspect="1"/>
                     </pic:cNvPicPr>
@@ -7957,7 +8085,7 @@
         <w:pStyle w:val="FirstParagraph"/>
       </w:pPr>
       <w:r>
-        <w:t xml:space="preserve">API tests call every route in the route table over real HTTP: 97 routes in release 1.0.0 (6 public, 76 staff, 11 customer, 4 partner). The OpenAPI document is generated from the same table, so contract tests check that it lists every route, declares security per audience, requires</w:t>
+        <w:t xml:space="preserve">API tests call every route in the route table over real HTTP: 103 routes in release 1.0.0 (6 public, 82 staff, 11 customer, 4 partner). The OpenAPI document is generated from the same table (92 paths), so contract tests check that it lists every route, declares security per audience, requires</w:t>
       </w:r>
       <w:r>
         <w:t xml:space="preserve"> </w:t>
@@ -8010,7 +8138,25 @@
         <w:t xml:space="preserve">US-xxx · scenario</w:t>
       </w:r>
       <w:r>
-        <w:t xml:space="preserve">, running against the real API with the in-memory store. The suite has 124 scenarios: 121 automated and 3 recorded as to-do because they are manual or roadmap items (US-055 fleet dashboard, US-076 language toggle and US-077 physical QR scan, the last two verified in UAT). Each scenario is a row of the workbook sheet</w:t>
+        <w:t xml:space="preserve">, running against the real API with the in-memory store. TGP-BUS-04 has 79 user stories and 135 scenarios: 132 automated and 3 manual. The functional suite holds 124 of them: 121 automated and 3 recorded as to-do because they are manual or roadmap items (US-055 fleet dashboard, US-076 language toggle and US-077 physical QR scan, the last two verified in UAT). The scenarios of US-078 (data request) and US-079 (quick renewal) are automated in suites API-DQ (</w:t>
+      </w:r>
+      <w:r>
+        <w:rPr>
+          <w:rStyle w:val="CodeChar"/>
+        </w:rPr>
+        <w:t xml:space="preserve">test/api/dsarQuickRenewal.test.js</w:t>
+      </w:r>
+      <w:r>
+        <w:t xml:space="preserve">) and U-QR (</w:t>
+      </w:r>
+      <w:r>
+        <w:rPr>
+          <w:rStyle w:val="CodeChar"/>
+        </w:rPr>
+        <w:t xml:space="preserve">test/unit/quickRenewal.test.js</w:t>
+      </w:r>
+      <w:r>
+        <w:t xml:space="preserve">). Each scenario is a row of the workbook sheet</w:t>
       </w:r>
       <w:r>
         <w:t xml:space="preserve"> </w:t>
@@ -9909,8 +10055,8 @@
         <w:tblLook w:val="04A0" w:firstRow="1" w:lastRow="0" w:firstColumn="0" w:lastColumn="0" w:noHBand="0" w:noVBand="1"/>
       </w:tblPr>
       <w:tblGrid>
-        <w:gridCol w:w="6966"/>
-        <w:gridCol w:w="2061"/>
+        <w:gridCol w:w="6997"/>
+        <w:gridCol w:w="2030"/>
       </w:tblGrid>
       <w:tr>
         <w:trPr>
@@ -9919,7 +10065,7 @@
         </w:trPr>
         <w:tc>
           <w:tcPr>
-            <w:tcW w:w="6966" w:type="dxa"/>
+            <w:tcW w:w="6997" w:type="dxa"/>
             <w:shd w:val="clear" w:color="auto" w:fill="0F4761"/>
             <w:vAlign w:val="center"/>
           </w:tcPr>
@@ -9938,7 +10084,7 @@
         </w:tc>
         <w:tc>
           <w:tcPr>
-            <w:tcW w:w="2061" w:type="dxa"/>
+            <w:tcW w:w="2030" w:type="dxa"/>
             <w:shd w:val="clear" w:color="auto" w:fill="0F4761"/>
             <w:vAlign w:val="center"/>
           </w:tcPr>
@@ -9962,7 +10108,7 @@
         </w:trPr>
         <w:tc>
           <w:tcPr>
-            <w:tcW w:w="6966" w:type="dxa"/>
+            <w:tcW w:w="6997" w:type="dxa"/>
             <w:vAlign w:val="top"/>
           </w:tcPr>
           <w:p>
@@ -9977,7 +10123,7 @@
         </w:tc>
         <w:tc>
           <w:tcPr>
-            <w:tcW w:w="2061" w:type="dxa"/>
+            <w:tcW w:w="2030" w:type="dxa"/>
             <w:vAlign w:val="top"/>
           </w:tcPr>
           <w:p>
@@ -9997,7 +10143,7 @@
         </w:trPr>
         <w:tc>
           <w:tcPr>
-            <w:tcW w:w="6966" w:type="dxa"/>
+            <w:tcW w:w="6997" w:type="dxa"/>
             <w:shd w:val="clear" w:color="auto" w:fill="F4F7FB"/>
             <w:vAlign w:val="top"/>
           </w:tcPr>
@@ -10013,7 +10159,7 @@
         </w:tc>
         <w:tc>
           <w:tcPr>
-            <w:tcW w:w="2061" w:type="dxa"/>
+            <w:tcW w:w="2030" w:type="dxa"/>
             <w:shd w:val="clear" w:color="auto" w:fill="F4F7FB"/>
             <w:vAlign w:val="top"/>
           </w:tcPr>
@@ -10034,7 +10180,7 @@
         </w:trPr>
         <w:tc>
           <w:tcPr>
-            <w:tcW w:w="6966" w:type="dxa"/>
+            <w:tcW w:w="6997" w:type="dxa"/>
             <w:vAlign w:val="top"/>
           </w:tcPr>
           <w:p>
@@ -10049,7 +10195,7 @@
         </w:tc>
         <w:tc>
           <w:tcPr>
-            <w:tcW w:w="2061" w:type="dxa"/>
+            <w:tcW w:w="2030" w:type="dxa"/>
             <w:vAlign w:val="top"/>
           </w:tcPr>
           <w:p>
@@ -10069,7 +10215,7 @@
         </w:trPr>
         <w:tc>
           <w:tcPr>
-            <w:tcW w:w="6966" w:type="dxa"/>
+            <w:tcW w:w="6997" w:type="dxa"/>
             <w:shd w:val="clear" w:color="auto" w:fill="F4F7FB"/>
             <w:vAlign w:val="top"/>
           </w:tcPr>
@@ -10085,7 +10231,7 @@
         </w:tc>
         <w:tc>
           <w:tcPr>
-            <w:tcW w:w="2061" w:type="dxa"/>
+            <w:tcW w:w="2030" w:type="dxa"/>
             <w:shd w:val="clear" w:color="auto" w:fill="F4F7FB"/>
             <w:vAlign w:val="top"/>
           </w:tcPr>
@@ -10106,7 +10252,7 @@
         </w:trPr>
         <w:tc>
           <w:tcPr>
-            <w:tcW w:w="6966" w:type="dxa"/>
+            <w:tcW w:w="6997" w:type="dxa"/>
             <w:vAlign w:val="top"/>
           </w:tcPr>
           <w:p>
@@ -10121,7 +10267,7 @@
         </w:tc>
         <w:tc>
           <w:tcPr>
-            <w:tcW w:w="2061" w:type="dxa"/>
+            <w:tcW w:w="2030" w:type="dxa"/>
             <w:vAlign w:val="top"/>
           </w:tcPr>
           <w:p>
@@ -10141,7 +10287,7 @@
         </w:trPr>
         <w:tc>
           <w:tcPr>
-            <w:tcW w:w="6966" w:type="dxa"/>
+            <w:tcW w:w="6997" w:type="dxa"/>
             <w:shd w:val="clear" w:color="auto" w:fill="F4F7FB"/>
             <w:vAlign w:val="top"/>
           </w:tcPr>
@@ -10157,7 +10303,7 @@
         </w:tc>
         <w:tc>
           <w:tcPr>
-            <w:tcW w:w="2061" w:type="dxa"/>
+            <w:tcW w:w="2030" w:type="dxa"/>
             <w:shd w:val="clear" w:color="auto" w:fill="F4F7FB"/>
             <w:vAlign w:val="top"/>
           </w:tcPr>
@@ -10178,7 +10324,7 @@
         </w:trPr>
         <w:tc>
           <w:tcPr>
-            <w:tcW w:w="6966" w:type="dxa"/>
+            <w:tcW w:w="6997" w:type="dxa"/>
             <w:noWrap/>
             <w:vAlign w:val="top"/>
           </w:tcPr>
@@ -10194,7 +10340,7 @@
         </w:tc>
         <w:tc>
           <w:tcPr>
-            <w:tcW w:w="2061" w:type="dxa"/>
+            <w:tcW w:w="2030" w:type="dxa"/>
             <w:vAlign w:val="top"/>
           </w:tcPr>
           <w:p>
@@ -10214,7 +10360,7 @@
         </w:trPr>
         <w:tc>
           <w:tcPr>
-            <w:tcW w:w="6966" w:type="dxa"/>
+            <w:tcW w:w="6997" w:type="dxa"/>
             <w:shd w:val="clear" w:color="auto" w:fill="F4F7FB"/>
             <w:vAlign w:val="top"/>
           </w:tcPr>
@@ -10230,7 +10376,7 @@
         </w:tc>
         <w:tc>
           <w:tcPr>
-            <w:tcW w:w="2061" w:type="dxa"/>
+            <w:tcW w:w="2030" w:type="dxa"/>
             <w:shd w:val="clear" w:color="auto" w:fill="F4F7FB"/>
             <w:vAlign w:val="top"/>
           </w:tcPr>
@@ -10251,7 +10397,7 @@
         </w:trPr>
         <w:tc>
           <w:tcPr>
-            <w:tcW w:w="6966" w:type="dxa"/>
+            <w:tcW w:w="6997" w:type="dxa"/>
             <w:vAlign w:val="top"/>
           </w:tcPr>
           <w:p>
@@ -10266,7 +10412,7 @@
         </w:tc>
         <w:tc>
           <w:tcPr>
-            <w:tcW w:w="2061" w:type="dxa"/>
+            <w:tcW w:w="2030" w:type="dxa"/>
             <w:vAlign w:val="top"/>
           </w:tcPr>
           <w:p>
@@ -10276,6 +10422,44 @@
             </w:pPr>
             <w:r>
               <w:t xml:space="preserve">TC-170, TC-177</w:t>
+            </w:r>
+          </w:p>
+        </w:tc>
+      </w:tr>
+      <w:tr>
+        <w:trPr>
+          <w:cantSplit/>
+        </w:trPr>
+        <w:tc>
+          <w:tcPr>
+            <w:tcW w:w="6997" w:type="dxa"/>
+            <w:shd w:val="clear" w:color="auto" w:fill="F4F7FB"/>
+            <w:vAlign w:val="top"/>
+          </w:tcPr>
+          <w:p>
+            <w:pPr>
+              <w:pStyle w:val="TableText"/>
+              <w:jc w:val="left"/>
+            </w:pPr>
+            <w:r>
+              <w:t xml:space="preserve">Data requests limited to the compliance role</w:t>
+            </w:r>
+          </w:p>
+        </w:tc>
+        <w:tc>
+          <w:tcPr>
+            <w:tcW w:w="2030" w:type="dxa"/>
+            <w:shd w:val="clear" w:color="auto" w:fill="F4F7FB"/>
+            <w:noWrap/>
+            <w:vAlign w:val="top"/>
+          </w:tcPr>
+          <w:p>
+            <w:pPr>
+              <w:pStyle w:val="TableText"/>
+              <w:jc w:val="left"/>
+            </w:pPr>
+            <w:r>
+              <w:t xml:space="preserve">TC-192</w:t>
             </w:r>
           </w:p>
         </w:tc>
@@ -11135,9 +11319,9 @@
         <w:tblLook w:val="04A0" w:firstRow="1" w:lastRow="0" w:firstColumn="0" w:lastColumn="0" w:noHBand="0" w:noVBand="1"/>
       </w:tblPr>
       <w:tblGrid>
-        <w:gridCol w:w="3253"/>
-        <w:gridCol w:w="4289"/>
-        <w:gridCol w:w="1485"/>
+        <w:gridCol w:w="2962"/>
+        <w:gridCol w:w="4561"/>
+        <w:gridCol w:w="1504"/>
       </w:tblGrid>
       <w:tr>
         <w:trPr>
@@ -11146,7 +11330,7 @@
         </w:trPr>
         <w:tc>
           <w:tcPr>
-            <w:tcW w:w="3253" w:type="dxa"/>
+            <w:tcW w:w="2962" w:type="dxa"/>
             <w:shd w:val="clear" w:color="auto" w:fill="0F4761"/>
             <w:vAlign w:val="center"/>
           </w:tcPr>
@@ -11165,7 +11349,7 @@
         </w:tc>
         <w:tc>
           <w:tcPr>
-            <w:tcW w:w="4289" w:type="dxa"/>
+            <w:tcW w:w="4561" w:type="dxa"/>
             <w:shd w:val="clear" w:color="auto" w:fill="0F4761"/>
             <w:vAlign w:val="center"/>
           </w:tcPr>
@@ -11184,7 +11368,7 @@
         </w:tc>
         <w:tc>
           <w:tcPr>
-            <w:tcW w:w="1485" w:type="dxa"/>
+            <w:tcW w:w="1504" w:type="dxa"/>
             <w:shd w:val="clear" w:color="auto" w:fill="0F4761"/>
             <w:vAlign w:val="center"/>
           </w:tcPr>
@@ -11208,7 +11392,7 @@
         </w:trPr>
         <w:tc>
           <w:tcPr>
-            <w:tcW w:w="3253" w:type="dxa"/>
+            <w:tcW w:w="2962" w:type="dxa"/>
             <w:vAlign w:val="top"/>
           </w:tcPr>
           <w:p>
@@ -11223,7 +11407,7 @@
         </w:tc>
         <w:tc>
           <w:tcPr>
-            <w:tcW w:w="4289" w:type="dxa"/>
+            <w:tcW w:w="4561" w:type="dxa"/>
             <w:vAlign w:val="top"/>
           </w:tcPr>
           <w:p>
@@ -11238,7 +11422,7 @@
         </w:tc>
         <w:tc>
           <w:tcPr>
-            <w:tcW w:w="1485" w:type="dxa"/>
+            <w:tcW w:w="1504" w:type="dxa"/>
             <w:vAlign w:val="top"/>
           </w:tcPr>
           <w:p>
@@ -11258,7 +11442,7 @@
         </w:trPr>
         <w:tc>
           <w:tcPr>
-            <w:tcW w:w="3253" w:type="dxa"/>
+            <w:tcW w:w="2962" w:type="dxa"/>
             <w:shd w:val="clear" w:color="auto" w:fill="F4F7FB"/>
             <w:vAlign w:val="top"/>
           </w:tcPr>
@@ -11274,7 +11458,7 @@
         </w:tc>
         <w:tc>
           <w:tcPr>
-            <w:tcW w:w="4289" w:type="dxa"/>
+            <w:tcW w:w="4561" w:type="dxa"/>
             <w:shd w:val="clear" w:color="auto" w:fill="F4F7FB"/>
             <w:vAlign w:val="top"/>
           </w:tcPr>
@@ -11290,7 +11474,7 @@
         </w:tc>
         <w:tc>
           <w:tcPr>
-            <w:tcW w:w="1485" w:type="dxa"/>
+            <w:tcW w:w="1504" w:type="dxa"/>
             <w:shd w:val="clear" w:color="auto" w:fill="F4F7FB"/>
             <w:vAlign w:val="top"/>
           </w:tcPr>
@@ -11311,7 +11495,7 @@
         </w:trPr>
         <w:tc>
           <w:tcPr>
-            <w:tcW w:w="3253" w:type="dxa"/>
+            <w:tcW w:w="2962" w:type="dxa"/>
             <w:vAlign w:val="top"/>
           </w:tcPr>
           <w:p>
@@ -11326,7 +11510,7 @@
         </w:tc>
         <w:tc>
           <w:tcPr>
-            <w:tcW w:w="4289" w:type="dxa"/>
+            <w:tcW w:w="4561" w:type="dxa"/>
             <w:vAlign w:val="top"/>
           </w:tcPr>
           <w:p>
@@ -11341,7 +11525,7 @@
         </w:tc>
         <w:tc>
           <w:tcPr>
-            <w:tcW w:w="1485" w:type="dxa"/>
+            <w:tcW w:w="1504" w:type="dxa"/>
             <w:vAlign w:val="top"/>
           </w:tcPr>
           <w:p>
@@ -11361,7 +11545,7 @@
         </w:trPr>
         <w:tc>
           <w:tcPr>
-            <w:tcW w:w="3253" w:type="dxa"/>
+            <w:tcW w:w="2962" w:type="dxa"/>
             <w:shd w:val="clear" w:color="auto" w:fill="F4F7FB"/>
             <w:vAlign w:val="top"/>
           </w:tcPr>
@@ -11377,7 +11561,7 @@
         </w:tc>
         <w:tc>
           <w:tcPr>
-            <w:tcW w:w="4289" w:type="dxa"/>
+            <w:tcW w:w="4561" w:type="dxa"/>
             <w:shd w:val="clear" w:color="auto" w:fill="F4F7FB"/>
             <w:vAlign w:val="top"/>
           </w:tcPr>
@@ -11393,7 +11577,7 @@
         </w:tc>
         <w:tc>
           <w:tcPr>
-            <w:tcW w:w="1485" w:type="dxa"/>
+            <w:tcW w:w="1504" w:type="dxa"/>
             <w:shd w:val="clear" w:color="auto" w:fill="F4F7FB"/>
             <w:vAlign w:val="top"/>
           </w:tcPr>
@@ -11414,7 +11598,7 @@
         </w:trPr>
         <w:tc>
           <w:tcPr>
-            <w:tcW w:w="3253" w:type="dxa"/>
+            <w:tcW w:w="2962" w:type="dxa"/>
             <w:vAlign w:val="top"/>
           </w:tcPr>
           <w:p>
@@ -11429,7 +11613,7 @@
         </w:tc>
         <w:tc>
           <w:tcPr>
-            <w:tcW w:w="4289" w:type="dxa"/>
+            <w:tcW w:w="4561" w:type="dxa"/>
             <w:vAlign w:val="top"/>
           </w:tcPr>
           <w:p>
@@ -11444,7 +11628,7 @@
         </w:tc>
         <w:tc>
           <w:tcPr>
-            <w:tcW w:w="1485" w:type="dxa"/>
+            <w:tcW w:w="1504" w:type="dxa"/>
             <w:vAlign w:val="top"/>
           </w:tcPr>
           <w:p>
@@ -11464,7 +11648,7 @@
         </w:trPr>
         <w:tc>
           <w:tcPr>
-            <w:tcW w:w="3253" w:type="dxa"/>
+            <w:tcW w:w="2962" w:type="dxa"/>
             <w:shd w:val="clear" w:color="auto" w:fill="F4F7FB"/>
             <w:vAlign w:val="top"/>
           </w:tcPr>
@@ -11480,7 +11664,7 @@
         </w:tc>
         <w:tc>
           <w:tcPr>
-            <w:tcW w:w="4289" w:type="dxa"/>
+            <w:tcW w:w="4561" w:type="dxa"/>
             <w:shd w:val="clear" w:color="auto" w:fill="F4F7FB"/>
             <w:vAlign w:val="top"/>
           </w:tcPr>
@@ -11496,7 +11680,7 @@
         </w:tc>
         <w:tc>
           <w:tcPr>
-            <w:tcW w:w="1485" w:type="dxa"/>
+            <w:tcW w:w="1504" w:type="dxa"/>
             <w:shd w:val="clear" w:color="auto" w:fill="F4F7FB"/>
             <w:vAlign w:val="top"/>
           </w:tcPr>
@@ -11517,7 +11701,7 @@
         </w:trPr>
         <w:tc>
           <w:tcPr>
-            <w:tcW w:w="3253" w:type="dxa"/>
+            <w:tcW w:w="2962" w:type="dxa"/>
             <w:vAlign w:val="top"/>
           </w:tcPr>
           <w:p>
@@ -11532,7 +11716,7 @@
         </w:tc>
         <w:tc>
           <w:tcPr>
-            <w:tcW w:w="4289" w:type="dxa"/>
+            <w:tcW w:w="4561" w:type="dxa"/>
             <w:vAlign w:val="top"/>
           </w:tcPr>
           <w:p>
@@ -11547,7 +11731,7 @@
         </w:tc>
         <w:tc>
           <w:tcPr>
-            <w:tcW w:w="1485" w:type="dxa"/>
+            <w:tcW w:w="1504" w:type="dxa"/>
             <w:vAlign w:val="top"/>
           </w:tcPr>
           <w:p>
@@ -11567,7 +11751,7 @@
         </w:trPr>
         <w:tc>
           <w:tcPr>
-            <w:tcW w:w="3253" w:type="dxa"/>
+            <w:tcW w:w="2962" w:type="dxa"/>
             <w:shd w:val="clear" w:color="auto" w:fill="F4F7FB"/>
             <w:vAlign w:val="top"/>
           </w:tcPr>
@@ -11583,7 +11767,7 @@
         </w:tc>
         <w:tc>
           <w:tcPr>
-            <w:tcW w:w="4289" w:type="dxa"/>
+            <w:tcW w:w="4561" w:type="dxa"/>
             <w:shd w:val="clear" w:color="auto" w:fill="F4F7FB"/>
             <w:vAlign w:val="top"/>
           </w:tcPr>
@@ -11599,7 +11783,7 @@
         </w:tc>
         <w:tc>
           <w:tcPr>
-            <w:tcW w:w="1485" w:type="dxa"/>
+            <w:tcW w:w="1504" w:type="dxa"/>
             <w:shd w:val="clear" w:color="auto" w:fill="F4F7FB"/>
             <w:noWrap/>
             <w:vAlign w:val="top"/>
@@ -11621,7 +11805,7 @@
         </w:trPr>
         <w:tc>
           <w:tcPr>
-            <w:tcW w:w="3253" w:type="dxa"/>
+            <w:tcW w:w="2962" w:type="dxa"/>
             <w:vAlign w:val="top"/>
           </w:tcPr>
           <w:p>
@@ -11636,43 +11820,95 @@
         </w:tc>
         <w:tc>
           <w:tcPr>
-            <w:tcW w:w="4289" w:type="dxa"/>
-            <w:vAlign w:val="top"/>
-          </w:tcPr>
-          <w:p>
-            <w:pPr>
-              <w:pStyle w:val="TableText"/>
-              <w:jc w:val="left"/>
-            </w:pPr>
-            <w:r>
-              <w:t xml:space="preserve">Export complete; erasure refused while a policy is active</w:t>
-            </w:r>
-          </w:p>
-        </w:tc>
-        <w:tc>
-          <w:tcPr>
-            <w:tcW w:w="1485" w:type="dxa"/>
-            <w:vAlign w:val="top"/>
-          </w:tcPr>
-          <w:p>
-            <w:pPr>
-              <w:pStyle w:val="TableText"/>
-              <w:jc w:val="left"/>
-            </w:pPr>
-            <w:r>
-              <w:t xml:space="preserve">TC-105 to TC-107</w:t>
-            </w:r>
-          </w:p>
-        </w:tc>
-      </w:tr>
-      <w:tr>
-        <w:trPr>
-          <w:cantSplit/>
-        </w:trPr>
-        <w:tc>
-          <w:tcPr>
-            <w:tcW w:w="3253" w:type="dxa"/>
-            <w:shd w:val="clear" w:color="auto" w:fill="F4F7FB"/>
+            <w:tcW w:w="4561" w:type="dxa"/>
+            <w:vAlign w:val="top"/>
+          </w:tcPr>
+          <w:p>
+            <w:pPr>
+              <w:pStyle w:val="TableText"/>
+              <w:jc w:val="left"/>
+            </w:pPr>
+            <w:r>
+              <w:t xml:space="preserve">Requests logged with a due date; identity verified before export or erasure; erasure refused while a policy is in force; only compliance handles requests; the app download recorded</w:t>
+            </w:r>
+          </w:p>
+        </w:tc>
+        <w:tc>
+          <w:tcPr>
+            <w:tcW w:w="1504" w:type="dxa"/>
+            <w:vAlign w:val="top"/>
+          </w:tcPr>
+          <w:p>
+            <w:pPr>
+              <w:pStyle w:val="TableText"/>
+              <w:jc w:val="left"/>
+            </w:pPr>
+            <w:r>
+              <w:t xml:space="preserve">TC-105 to TC-107, TC-184 to TC-196</w:t>
+            </w:r>
+          </w:p>
+        </w:tc>
+      </w:tr>
+      <w:tr>
+        <w:trPr>
+          <w:cantSplit/>
+        </w:trPr>
+        <w:tc>
+          <w:tcPr>
+            <w:tcW w:w="2962" w:type="dxa"/>
+            <w:shd w:val="clear" w:color="auto" w:fill="F4F7FB"/>
+            <w:vAlign w:val="top"/>
+          </w:tcPr>
+          <w:p>
+            <w:pPr>
+              <w:pStyle w:val="TableText"/>
+              <w:jc w:val="left"/>
+            </w:pPr>
+            <w:r>
+              <w:t xml:space="preserve">Explicit declaration on quick renewal</w:t>
+            </w:r>
+          </w:p>
+        </w:tc>
+        <w:tc>
+          <w:tcPr>
+            <w:tcW w:w="4561" w:type="dxa"/>
+            <w:shd w:val="clear" w:color="auto" w:fill="F4F7FB"/>
+            <w:vAlign w:val="top"/>
+          </w:tcPr>
+          <w:p>
+            <w:pPr>
+              <w:pStyle w:val="TableText"/>
+              <w:jc w:val="left"/>
+            </w:pPr>
+            <w:r>
+              <w:t xml:space="preserve">One declaration tick before payment; the server decides eligibility and cover</w:t>
+            </w:r>
+          </w:p>
+        </w:tc>
+        <w:tc>
+          <w:tcPr>
+            <w:tcW w:w="1504" w:type="dxa"/>
+            <w:shd w:val="clear" w:color="auto" w:fill="F4F7FB"/>
+            <w:vAlign w:val="top"/>
+          </w:tcPr>
+          <w:p>
+            <w:pPr>
+              <w:pStyle w:val="TableText"/>
+              <w:jc w:val="left"/>
+            </w:pPr>
+            <w:r>
+              <w:t xml:space="preserve">TC-203, TC-204</w:t>
+            </w:r>
+          </w:p>
+        </w:tc>
+      </w:tr>
+      <w:tr>
+        <w:trPr>
+          <w:cantSplit/>
+        </w:trPr>
+        <w:tc>
+          <w:tcPr>
+            <w:tcW w:w="2962" w:type="dxa"/>
             <w:vAlign w:val="top"/>
           </w:tcPr>
           <w:p>
@@ -11687,8 +11923,7 @@
         </w:tc>
         <w:tc>
           <w:tcPr>
-            <w:tcW w:w="4289" w:type="dxa"/>
-            <w:shd w:val="clear" w:color="auto" w:fill="F4F7FB"/>
+            <w:tcW w:w="4561" w:type="dxa"/>
             <w:vAlign w:val="top"/>
           </w:tcPr>
           <w:p>
@@ -11703,8 +11938,7 @@
         </w:tc>
         <w:tc>
           <w:tcPr>
-            <w:tcW w:w="1485" w:type="dxa"/>
-            <w:shd w:val="clear" w:color="auto" w:fill="F4F7FB"/>
+            <w:tcW w:w="1504" w:type="dxa"/>
             <w:vAlign w:val="top"/>
           </w:tcPr>
           <w:p>
@@ -11724,7 +11958,8 @@
         </w:trPr>
         <w:tc>
           <w:tcPr>
-            <w:tcW w:w="3253" w:type="dxa"/>
+            <w:tcW w:w="2962" w:type="dxa"/>
+            <w:shd w:val="clear" w:color="auto" w:fill="F4F7FB"/>
             <w:vAlign w:val="top"/>
           </w:tcPr>
           <w:p>
@@ -11739,7 +11974,8 @@
         </w:tc>
         <w:tc>
           <w:tcPr>
-            <w:tcW w:w="4289" w:type="dxa"/>
+            <w:tcW w:w="4561" w:type="dxa"/>
+            <w:shd w:val="clear" w:color="auto" w:fill="F4F7FB"/>
             <w:vAlign w:val="top"/>
           </w:tcPr>
           <w:p>
@@ -11754,7 +11990,8 @@
         </w:tc>
         <w:tc>
           <w:tcPr>
-            <w:tcW w:w="1485" w:type="dxa"/>
+            <w:tcW w:w="1504" w:type="dxa"/>
+            <w:shd w:val="clear" w:color="auto" w:fill="F4F7FB"/>
             <w:vAlign w:val="top"/>
           </w:tcPr>
           <w:p>
@@ -11774,8 +12011,7 @@
         </w:trPr>
         <w:tc>
           <w:tcPr>
-            <w:tcW w:w="3253" w:type="dxa"/>
-            <w:shd w:val="clear" w:color="auto" w:fill="F4F7FB"/>
+            <w:tcW w:w="2962" w:type="dxa"/>
             <w:vAlign w:val="top"/>
           </w:tcPr>
           <w:p>
@@ -11790,8 +12026,7 @@
         </w:tc>
         <w:tc>
           <w:tcPr>
-            <w:tcW w:w="4289" w:type="dxa"/>
-            <w:shd w:val="clear" w:color="auto" w:fill="F4F7FB"/>
+            <w:tcW w:w="4561" w:type="dxa"/>
             <w:vAlign w:val="top"/>
           </w:tcPr>
           <w:p>
@@ -11806,8 +12041,7 @@
         </w:tc>
         <w:tc>
           <w:tcPr>
-            <w:tcW w:w="1485" w:type="dxa"/>
-            <w:shd w:val="clear" w:color="auto" w:fill="F4F7FB"/>
+            <w:tcW w:w="1504" w:type="dxa"/>
             <w:noWrap/>
             <w:vAlign w:val="top"/>
           </w:tcPr>
@@ -11828,7 +12062,8 @@
         </w:trPr>
         <w:tc>
           <w:tcPr>
-            <w:tcW w:w="3253" w:type="dxa"/>
+            <w:tcW w:w="2962" w:type="dxa"/>
+            <w:shd w:val="clear" w:color="auto" w:fill="F4F7FB"/>
             <w:vAlign w:val="top"/>
           </w:tcPr>
           <w:p>
@@ -11843,7 +12078,8 @@
         </w:tc>
         <w:tc>
           <w:tcPr>
-            <w:tcW w:w="4289" w:type="dxa"/>
+            <w:tcW w:w="4561" w:type="dxa"/>
+            <w:shd w:val="clear" w:color="auto" w:fill="F4F7FB"/>
             <w:vAlign w:val="top"/>
           </w:tcPr>
           <w:p>
@@ -11858,7 +12094,8 @@
         </w:tc>
         <w:tc>
           <w:tcPr>
-            <w:tcW w:w="1485" w:type="dxa"/>
+            <w:tcW w:w="1504" w:type="dxa"/>
+            <w:shd w:val="clear" w:color="auto" w:fill="F4F7FB"/>
             <w:vAlign w:val="top"/>
           </w:tcPr>
           <w:p>
@@ -11943,7 +12180,49 @@
         <w:pStyle w:val="BodyText"/>
       </w:pPr>
       <w:r>
-        <w:t xml:space="preserve">Migrations are applied in a transaction per file under an advisory lock. Tests cover a fresh database, a re-run (no-op), schema parity with</w:t>
+        <w:t xml:space="preserve">Migrations are applied in a transaction per file under an advisory lock. There are three migrations:</w:t>
+      </w:r>
+      <w:r>
+        <w:t xml:space="preserve"> </w:t>
+      </w:r>
+      <w:r>
+        <w:rPr>
+          <w:rStyle w:val="CodeChar"/>
+        </w:rPr>
+        <w:t xml:space="preserve">001_init.sql</w:t>
+      </w:r>
+      <w:r>
+        <w:t xml:space="preserve">,</w:t>
+      </w:r>
+      <w:r>
+        <w:t xml:space="preserve"> </w:t>
+      </w:r>
+      <w:r>
+        <w:rPr>
+          <w:rStyle w:val="CodeChar"/>
+        </w:rPr>
+        <w:t xml:space="preserve">002_integrity_hardening.sql</w:t>
+      </w:r>
+      <w:r>
+        <w:t xml:space="preserve"> </w:t>
+      </w:r>
+      <w:r>
+        <w:t xml:space="preserve">and</w:t>
+      </w:r>
+      <w:r>
+        <w:t xml:space="preserve"> </w:t>
+      </w:r>
+      <w:r>
+        <w:rPr>
+          <w:rStyle w:val="CodeChar"/>
+        </w:rPr>
+        <w:t xml:space="preserve">003_dsar_requests.sql</w:t>
+      </w:r>
+      <w:r>
+        <w:t xml:space="preserve"> </w:t>
+      </w:r>
+      <w:r>
+        <w:t xml:space="preserve">(the data requests register). Tests cover a fresh database, a re-run (no-op), schema parity with</w:t>
       </w:r>
       <w:r>
         <w:t xml:space="preserve"> </w:t>
@@ -11967,7 +12246,7 @@
         <w:t xml:space="preserve">002_integrity_hardening.sql</w:t>
       </w:r>
       <w:r>
-        <w:t xml:space="preserve">. Applied migration files are never edited; DBA review enforces this and a CI check is recommended. The initial load of the pilot cohort is reconciled against the source extracts (TC-112).</w:t>
+        <w:t xml:space="preserve">. A unit test fails when a collection has no matching numbered migration, so applied files are never edited; DBA review also enforces this. The initial load of the pilot cohort is reconciled against the source extracts (TC-112).</w:t>
       </w:r>
     </w:p>
     <w:p>
@@ -12019,7 +12298,7 @@
         <w:pStyle w:val="FirstParagraph"/>
       </w:pPr>
       <w:r>
-        <w:t xml:space="preserve">The automated suites are layered from fast domain checks up to user-story scenarios against the running API. The numbers below are the test counts in the 8 October 2026 run (255 tests).</w:t>
+        <w:t xml:space="preserve">The automated suites are layered from fast domain checks up to user-story scenarios against the running API. The numbers below are the test counts in the 8 October 2026 run (271 tests).</w:t>
       </w:r>
     </w:p>
     <w:p xmlns:a="http://schemas.openxmlformats.org/drawingml/2006/main" xmlns:pic="http://schemas.openxmlformats.org/drawingml/2006/picture">
@@ -12036,7 +12315,7 @@
               <a:graphicData uri="http://schemas.openxmlformats.org/drawingml/2006/picture">
                 <pic:pic>
                   <pic:nvPicPr>
-                    <pic:cNvPr descr="/tmp/claude-0/-home-user-TASCO/19e5534d-12b5-5956-9b60-3e77efde0f49/scratchpad/gen/.cache/mermaid/8e2199957005657b.png" id="43" name="Picture"/>
+                    <pic:cNvPr descr="/home/user/TASCO/tools/docs-source/gen/.cache/mermaid/990572074de47b79.png" id="43" name="Picture"/>
                     <pic:cNvPicPr>
                       <a:picLocks noChangeArrowheads="1" noChangeAspect="1"/>
                     </pic:cNvPicPr>
@@ -12100,8 +12379,8 @@
         <w:tblLook w:val="04A0" w:firstRow="1" w:lastRow="0" w:firstColumn="0" w:lastColumn="0" w:noHBand="0" w:noVBand="1"/>
       </w:tblPr>
       <w:tblGrid>
-        <w:gridCol w:w="2128"/>
-        <w:gridCol w:w="6899"/>
+        <w:gridCol w:w="2235"/>
+        <w:gridCol w:w="6792"/>
       </w:tblGrid>
       <w:tr>
         <w:trPr>
@@ -12110,7 +12389,7 @@
         </w:trPr>
         <w:tc>
           <w:tcPr>
-            <w:tcW w:w="2128" w:type="dxa"/>
+            <w:tcW w:w="2235" w:type="dxa"/>
             <w:shd w:val="clear" w:color="auto" w:fill="0F4761"/>
             <w:vAlign w:val="center"/>
           </w:tcPr>
@@ -12129,7 +12408,7 @@
         </w:tc>
         <w:tc>
           <w:tcPr>
-            <w:tcW w:w="6899" w:type="dxa"/>
+            <w:tcW w:w="6792" w:type="dxa"/>
             <w:shd w:val="clear" w:color="auto" w:fill="0F4761"/>
             <w:vAlign w:val="center"/>
           </w:tcPr>
@@ -12153,7 +12432,7 @@
         </w:trPr>
         <w:tc>
           <w:tcPr>
-            <w:tcW w:w="2128" w:type="dxa"/>
+            <w:tcW w:w="2235" w:type="dxa"/>
             <w:vAlign w:val="top"/>
           </w:tcPr>
           <w:p>
@@ -12167,31 +12446,37 @@
               </w:rPr>
               <w:t xml:space="preserve">test/unit</w:t>
             </w:r>
-          </w:p>
-        </w:tc>
-        <w:tc>
-          <w:tcPr>
-            <w:tcW w:w="6899" w:type="dxa"/>
-            <w:vAlign w:val="top"/>
-          </w:tcPr>
-          <w:p>
-            <w:pPr>
-              <w:pStyle w:val="TableText"/>
-              <w:jc w:val="left"/>
-            </w:pPr>
-            <w:r>
-              <w:t xml:space="preserve">identity, jsonLogic, platform, rulesDomain, stores, tascoCoreRatingClient, voicebot</w:t>
-            </w:r>
-          </w:p>
-        </w:tc>
-      </w:tr>
-      <w:tr>
-        <w:trPr>
-          <w:cantSplit/>
-        </w:trPr>
-        <w:tc>
-          <w:tcPr>
-            <w:tcW w:w="2128" w:type="dxa"/>
+            <w:r>
+              <w:t xml:space="preserve"> </w:t>
+            </w:r>
+            <w:r>
+              <w:t xml:space="preserve">(58)</w:t>
+            </w:r>
+          </w:p>
+        </w:tc>
+        <w:tc>
+          <w:tcPr>
+            <w:tcW w:w="6792" w:type="dxa"/>
+            <w:vAlign w:val="top"/>
+          </w:tcPr>
+          <w:p>
+            <w:pPr>
+              <w:pStyle w:val="TableText"/>
+              <w:jc w:val="left"/>
+            </w:pPr>
+            <w:r>
+              <w:t xml:space="preserve">identity, jsonLogic, platform, quickRenewal (suite U-QR), rulesDomain, stores, tascoCoreRatingClient, voicebot</w:t>
+            </w:r>
+          </w:p>
+        </w:tc>
+      </w:tr>
+      <w:tr>
+        <w:trPr>
+          <w:cantSplit/>
+        </w:trPr>
+        <w:tc>
+          <w:tcPr>
+            <w:tcW w:w="2235" w:type="dxa"/>
             <w:shd w:val="clear" w:color="auto" w:fill="F4F7FB"/>
             <w:vAlign w:val="top"/>
           </w:tcPr>
@@ -12206,11 +12491,17 @@
               </w:rPr>
               <w:t xml:space="preserve">test/integration</w:t>
             </w:r>
-          </w:p>
-        </w:tc>
-        <w:tc>
-          <w:tcPr>
-            <w:tcW w:w="6899" w:type="dxa"/>
+            <w:r>
+              <w:t xml:space="preserve"> </w:t>
+            </w:r>
+            <w:r>
+              <w:t xml:space="preserve">(44)</w:t>
+            </w:r>
+          </w:p>
+        </w:tc>
+        <w:tc>
+          <w:tcPr>
+            <w:tcW w:w="6792" w:type="dxa"/>
             <w:shd w:val="clear" w:color="auto" w:fill="F4F7FB"/>
             <w:vAlign w:val="top"/>
           </w:tcPr>
@@ -12231,7 +12522,7 @@
         </w:trPr>
         <w:tc>
           <w:tcPr>
-            <w:tcW w:w="2128" w:type="dxa"/>
+            <w:tcW w:w="2235" w:type="dxa"/>
             <w:vAlign w:val="top"/>
           </w:tcPr>
           <w:p>
@@ -12245,31 +12536,37 @@
               </w:rPr>
               <w:t xml:space="preserve">test/api</w:t>
             </w:r>
-          </w:p>
-        </w:tc>
-        <w:tc>
-          <w:tcPr>
-            <w:tcW w:w="6899" w:type="dxa"/>
-            <w:vAlign w:val="top"/>
-          </w:tcPr>
-          <w:p>
-            <w:pPr>
-              <w:pStyle w:val="TableText"/>
-              <w:jc w:val="left"/>
-            </w:pPr>
-            <w:r>
-              <w:t xml:space="preserve">HTTP, contract and authorisation matrix; console and sales workflows; customer hosts and vehicle confirmation</w:t>
-            </w:r>
-          </w:p>
-        </w:tc>
-      </w:tr>
-      <w:tr>
-        <w:trPr>
-          <w:cantSplit/>
-        </w:trPr>
-        <w:tc>
-          <w:tcPr>
-            <w:tcW w:w="2128" w:type="dxa"/>
+            <w:r>
+              <w:t xml:space="preserve"> </w:t>
+            </w:r>
+            <w:r>
+              <w:t xml:space="preserve">(33)</w:t>
+            </w:r>
+          </w:p>
+        </w:tc>
+        <w:tc>
+          <w:tcPr>
+            <w:tcW w:w="6792" w:type="dxa"/>
+            <w:vAlign w:val="top"/>
+          </w:tcPr>
+          <w:p>
+            <w:pPr>
+              <w:pStyle w:val="TableText"/>
+              <w:jc w:val="left"/>
+            </w:pPr>
+            <w:r>
+              <w:t xml:space="preserve">api (HTTP, contract and authorisation matrix, customer hosts and vehicle confirmation), consoleWorkflows, dsarQuickRenewal (suite API-DQ: data requests and quick renewal), salesConsole</w:t>
+            </w:r>
+          </w:p>
+        </w:tc>
+      </w:tr>
+      <w:tr>
+        <w:trPr>
+          <w:cantSplit/>
+        </w:trPr>
+        <w:tc>
+          <w:tcPr>
+            <w:tcW w:w="2235" w:type="dxa"/>
             <w:shd w:val="clear" w:color="auto" w:fill="F4F7FB"/>
             <w:vAlign w:val="top"/>
           </w:tcPr>
@@ -12284,11 +12581,17 @@
               </w:rPr>
               <w:t xml:space="preserve">test/security</w:t>
             </w:r>
-          </w:p>
-        </w:tc>
-        <w:tc>
-          <w:tcPr>
-            <w:tcW w:w="6899" w:type="dxa"/>
+            <w:r>
+              <w:t xml:space="preserve"> </w:t>
+            </w:r>
+            <w:r>
+              <w:t xml:space="preserve">(12)</w:t>
+            </w:r>
+          </w:p>
+        </w:tc>
+        <w:tc>
+          <w:tcPr>
+            <w:tcW w:w="6792" w:type="dxa"/>
             <w:shd w:val="clear" w:color="auto" w:fill="F4F7FB"/>
             <w:vAlign w:val="top"/>
           </w:tcPr>
@@ -12309,7 +12612,7 @@
         </w:trPr>
         <w:tc>
           <w:tcPr>
-            <w:tcW w:w="2128" w:type="dxa"/>
+            <w:tcW w:w="2235" w:type="dxa"/>
             <w:vAlign w:val="top"/>
           </w:tcPr>
           <w:p>
@@ -12323,11 +12626,17 @@
               </w:rPr>
               <w:t xml:space="preserve">test/functional</w:t>
             </w:r>
-          </w:p>
-        </w:tc>
-        <w:tc>
-          <w:tcPr>
-            <w:tcW w:w="6899" w:type="dxa"/>
+            <w:r>
+              <w:t xml:space="preserve"> </w:t>
+            </w:r>
+            <w:r>
+              <w:t xml:space="preserve">(124)</w:t>
+            </w:r>
+          </w:p>
+        </w:tc>
+        <w:tc>
+          <w:tcPr>
+            <w:tcW w:w="6792" w:type="dxa"/>
             <w:vAlign w:val="top"/>
           </w:tcPr>
           <w:p>
@@ -12347,7 +12656,7 @@
         </w:trPr>
         <w:tc>
           <w:tcPr>
-            <w:tcW w:w="2128" w:type="dxa"/>
+            <w:tcW w:w="2235" w:type="dxa"/>
             <w:shd w:val="clear" w:color="auto" w:fill="F4F7FB"/>
             <w:vAlign w:val="top"/>
           </w:tcPr>
@@ -12362,11 +12671,17 @@
               </w:rPr>
               <w:t xml:space="preserve">test/pg</w:t>
             </w:r>
-          </w:p>
-        </w:tc>
-        <w:tc>
-          <w:tcPr>
-            <w:tcW w:w="6899" w:type="dxa"/>
+            <w:r>
+              <w:t xml:space="preserve"> </w:t>
+            </w:r>
+            <w:r>
+              <w:t xml:space="preserve">(8)</w:t>
+            </w:r>
+          </w:p>
+        </w:tc>
+        <w:tc>
+          <w:tcPr>
+            <w:tcW w:w="6792" w:type="dxa"/>
             <w:shd w:val="clear" w:color="auto" w:fill="F4F7FB"/>
             <w:vAlign w:val="top"/>
           </w:tcPr>
@@ -12399,7 +12714,7 @@
         </w:trPr>
         <w:tc>
           <w:tcPr>
-            <w:tcW w:w="2128" w:type="dxa"/>
+            <w:tcW w:w="2235" w:type="dxa"/>
             <w:vAlign w:val="top"/>
           </w:tcPr>
           <w:p>
@@ -12417,7 +12732,7 @@
         </w:tc>
         <w:tc>
           <w:tcPr>
-            <w:tcW w:w="6899" w:type="dxa"/>
+            <w:tcW w:w="6792" w:type="dxa"/>
             <w:vAlign w:val="top"/>
           </w:tcPr>
           <w:p>
@@ -15172,7 +15487,7 @@
               <a:graphicData uri="http://schemas.openxmlformats.org/drawingml/2006/picture">
                 <pic:pic>
                   <pic:nvPicPr>
-                    <pic:cNvPr descr="/tmp/claude-0/-home-user-TASCO/19e5534d-12b5-5956-9b60-3e77efde0f49/scratchpad/gen/.cache/mermaid/d250df85084d0271.png" id="55" name="Picture"/>
+                    <pic:cNvPr descr="/home/user/TASCO/tools/docs-source/gen/.cache/mermaid/d250df85084d0271.png" id="55" name="Picture"/>
                     <pic:cNvPicPr>
                       <a:picLocks noChangeArrowheads="1" noChangeAspect="1"/>
                     </pic:cNvPicPr>
@@ -16402,7 +16717,7 @@
         <w:pStyle w:val="FirstParagraph"/>
       </w:pPr>
       <w:r>
-        <w:t xml:space="preserve">The latest full run was on 7 October 2026 on release 1.0.0 (Node.js 22; PostgreSQL 16 for</w:t>
+        <w:t xml:space="preserve">The latest full run was on 8 October 2026 on release 1.0.0 (Node.js 22; PostgreSQL 16 for</w:t>
       </w:r>
       <w:r>
         <w:t xml:space="preserve"> </w:t>
@@ -16440,9 +16755,9 @@
         <w:tblLook w:val="04A0" w:firstRow="1" w:lastRow="0" w:firstColumn="0" w:lastColumn="0" w:noHBand="0" w:noVBand="1"/>
       </w:tblPr>
       <w:tblGrid>
-        <w:gridCol w:w="2348"/>
-        <w:gridCol w:w="5056"/>
-        <w:gridCol w:w="1623"/>
+        <w:gridCol w:w="2382"/>
+        <w:gridCol w:w="5059"/>
+        <w:gridCol w:w="1586"/>
       </w:tblGrid>
       <w:tr>
         <w:trPr>
@@ -16451,7 +16766,7 @@
         </w:trPr>
         <w:tc>
           <w:tcPr>
-            <w:tcW w:w="2348" w:type="dxa"/>
+            <w:tcW w:w="2382" w:type="dxa"/>
             <w:shd w:val="clear" w:color="auto" w:fill="0F4761"/>
             <w:vAlign w:val="center"/>
           </w:tcPr>
@@ -16470,7 +16785,7 @@
         </w:tc>
         <w:tc>
           <w:tcPr>
-            <w:tcW w:w="5056" w:type="dxa"/>
+            <w:tcW w:w="5059" w:type="dxa"/>
             <w:shd w:val="clear" w:color="auto" w:fill="0F4761"/>
             <w:vAlign w:val="center"/>
           </w:tcPr>
@@ -16489,7 +16804,7 @@
         </w:tc>
         <w:tc>
           <w:tcPr>
-            <w:tcW w:w="1623" w:type="dxa"/>
+            <w:tcW w:w="1586" w:type="dxa"/>
             <w:shd w:val="clear" w:color="auto" w:fill="0F4761"/>
             <w:vAlign w:val="center"/>
           </w:tcPr>
@@ -16513,7 +16828,7 @@
         </w:trPr>
         <w:tc>
           <w:tcPr>
-            <w:tcW w:w="2348" w:type="dxa"/>
+            <w:tcW w:w="2382" w:type="dxa"/>
             <w:vAlign w:val="top"/>
           </w:tcPr>
           <w:p>
@@ -16537,22 +16852,22 @@
         </w:tc>
         <w:tc>
           <w:tcPr>
-            <w:tcW w:w="5056" w:type="dxa"/>
-            <w:vAlign w:val="top"/>
-          </w:tcPr>
-          <w:p>
-            <w:pPr>
-              <w:pStyle w:val="TableText"/>
-              <w:jc w:val="left"/>
-            </w:pPr>
-            <w:r>
-              <w:t xml:space="preserve">255 tests: 252 passed, 0 failed, 3 to-do (the manual and roadmap scenarios)</w:t>
-            </w:r>
-          </w:p>
-        </w:tc>
-        <w:tc>
-          <w:tcPr>
-            <w:tcW w:w="1623" w:type="dxa"/>
+            <w:tcW w:w="5059" w:type="dxa"/>
+            <w:vAlign w:val="top"/>
+          </w:tcPr>
+          <w:p>
+            <w:pPr>
+              <w:pStyle w:val="TableText"/>
+              <w:jc w:val="left"/>
+            </w:pPr>
+            <w:r>
+              <w:t xml:space="preserve">271 tests: 268 passed, 0 failed, 3 to-do (the manual and roadmap scenarios)</w:t>
+            </w:r>
+          </w:p>
+        </w:tc>
+        <w:tc>
+          <w:tcPr>
+            <w:tcW w:w="1586" w:type="dxa"/>
             <w:vAlign w:val="top"/>
           </w:tcPr>
           <w:p>
@@ -16572,7 +16887,7 @@
         </w:trPr>
         <w:tc>
           <w:tcPr>
-            <w:tcW w:w="2348" w:type="dxa"/>
+            <w:tcW w:w="2382" w:type="dxa"/>
             <w:shd w:val="clear" w:color="auto" w:fill="F4F7FB"/>
             <w:vAlign w:val="top"/>
           </w:tcPr>
@@ -16588,7 +16903,7 @@
         </w:tc>
         <w:tc>
           <w:tcPr>
-            <w:tcW w:w="5056" w:type="dxa"/>
+            <w:tcW w:w="5059" w:type="dxa"/>
             <w:shd w:val="clear" w:color="auto" w:fill="F4F7FB"/>
             <w:vAlign w:val="top"/>
           </w:tcPr>
@@ -16604,7 +16919,7 @@
         </w:tc>
         <w:tc>
           <w:tcPr>
-            <w:tcW w:w="1623" w:type="dxa"/>
+            <w:tcW w:w="1586" w:type="dxa"/>
             <w:shd w:val="clear" w:color="auto" w:fill="F4F7FB"/>
             <w:vAlign w:val="top"/>
           </w:tcPr>
@@ -16625,37 +16940,37 @@
         </w:trPr>
         <w:tc>
           <w:tcPr>
-            <w:tcW w:w="2348" w:type="dxa"/>
-            <w:vAlign w:val="top"/>
-          </w:tcPr>
-          <w:p>
-            <w:pPr>
-              <w:pStyle w:val="TableText"/>
-              <w:jc w:val="left"/>
-            </w:pPr>
-            <w:r>
-              <w:t xml:space="preserve">Functional scenarios</w:t>
-            </w:r>
-          </w:p>
-        </w:tc>
-        <w:tc>
-          <w:tcPr>
-            <w:tcW w:w="5056" w:type="dxa"/>
-            <w:vAlign w:val="top"/>
-          </w:tcPr>
-          <w:p>
-            <w:pPr>
-              <w:pStyle w:val="TableText"/>
-              <w:jc w:val="left"/>
-            </w:pPr>
-            <w:r>
-              <w:t xml:space="preserve">124: 121 automated and passing, 3 manual or roadmap</w:t>
-            </w:r>
-          </w:p>
-        </w:tc>
-        <w:tc>
-          <w:tcPr>
-            <w:tcW w:w="1623" w:type="dxa"/>
+            <w:tcW w:w="2382" w:type="dxa"/>
+            <w:vAlign w:val="top"/>
+          </w:tcPr>
+          <w:p>
+            <w:pPr>
+              <w:pStyle w:val="TableText"/>
+              <w:jc w:val="left"/>
+            </w:pPr>
+            <w:r>
+              <w:t xml:space="preserve">User-story scenarios (TGP-BUS-04)</w:t>
+            </w:r>
+          </w:p>
+        </w:tc>
+        <w:tc>
+          <w:tcPr>
+            <w:tcW w:w="5059" w:type="dxa"/>
+            <w:vAlign w:val="top"/>
+          </w:tcPr>
+          <w:p>
+            <w:pPr>
+              <w:pStyle w:val="TableText"/>
+              <w:jc w:val="left"/>
+            </w:pPr>
+            <w:r>
+              <w:t xml:space="preserve">135: 132 automated and passing (121 in the functional suite, the rest of US-078 and US-079 in API-DQ and U-QR), 3 manual or roadmap</w:t>
+            </w:r>
+          </w:p>
+        </w:tc>
+        <w:tc>
+          <w:tcPr>
+            <w:tcW w:w="1586" w:type="dxa"/>
             <w:vAlign w:val="top"/>
           </w:tcPr>
           <w:p>
@@ -16675,7 +16990,7 @@
         </w:trPr>
         <w:tc>
           <w:tcPr>
-            <w:tcW w:w="2348" w:type="dxa"/>
+            <w:tcW w:w="2382" w:type="dxa"/>
             <w:shd w:val="clear" w:color="auto" w:fill="F4F7FB"/>
             <w:vAlign w:val="top"/>
           </w:tcPr>
@@ -16691,23 +17006,23 @@
         </w:tc>
         <w:tc>
           <w:tcPr>
-            <w:tcW w:w="5056" w:type="dxa"/>
-            <w:shd w:val="clear" w:color="auto" w:fill="F4F7FB"/>
-            <w:vAlign w:val="top"/>
-          </w:tcPr>
-          <w:p>
-            <w:pPr>
-              <w:pStyle w:val="TableText"/>
-              <w:jc w:val="left"/>
-            </w:pPr>
-            <w:r>
-              <w:t xml:space="preserve">99.41 %, 88.25 %, 97.12 %</w:t>
-            </w:r>
-          </w:p>
-        </w:tc>
-        <w:tc>
-          <w:tcPr>
-            <w:tcW w:w="1623" w:type="dxa"/>
+            <w:tcW w:w="5059" w:type="dxa"/>
+            <w:shd w:val="clear" w:color="auto" w:fill="F4F7FB"/>
+            <w:vAlign w:val="top"/>
+          </w:tcPr>
+          <w:p>
+            <w:pPr>
+              <w:pStyle w:val="TableText"/>
+              <w:jc w:val="left"/>
+            </w:pPr>
+            <w:r>
+              <w:t xml:space="preserve">99.4 %, 88.1 %, 97.2 %</w:t>
+            </w:r>
+          </w:p>
+        </w:tc>
+        <w:tc>
+          <w:tcPr>
+            <w:tcW w:w="1586" w:type="dxa"/>
             <w:shd w:val="clear" w:color="auto" w:fill="F4F7FB"/>
             <w:vAlign w:val="top"/>
           </w:tcPr>
@@ -16728,7 +17043,7 @@
         </w:trPr>
         <w:tc>
           <w:tcPr>
-            <w:tcW w:w="2348" w:type="dxa"/>
+            <w:tcW w:w="2382" w:type="dxa"/>
             <w:vAlign w:val="top"/>
           </w:tcPr>
           <w:p>
@@ -16743,7 +17058,7 @@
         </w:tc>
         <w:tc>
           <w:tcPr>
-            <w:tcW w:w="5056" w:type="dxa"/>
+            <w:tcW w:w="5059" w:type="dxa"/>
             <w:vAlign w:val="top"/>
           </w:tcPr>
           <w:p>
@@ -16758,7 +17073,7 @@
         </w:tc>
         <w:tc>
           <w:tcPr>
-            <w:tcW w:w="1623" w:type="dxa"/>
+            <w:tcW w:w="1586" w:type="dxa"/>
             <w:vAlign w:val="top"/>
           </w:tcPr>
           <w:p>
@@ -16778,7 +17093,7 @@
         </w:trPr>
         <w:tc>
           <w:tcPr>
-            <w:tcW w:w="2348" w:type="dxa"/>
+            <w:tcW w:w="2382" w:type="dxa"/>
             <w:shd w:val="clear" w:color="auto" w:fill="F4F7FB"/>
             <w:vAlign w:val="top"/>
           </w:tcPr>
@@ -16794,23 +17109,23 @@
         </w:tc>
         <w:tc>
           <w:tcPr>
-            <w:tcW w:w="5056" w:type="dxa"/>
-            <w:shd w:val="clear" w:color="auto" w:fill="F4F7FB"/>
-            <w:vAlign w:val="top"/>
-          </w:tcPr>
-          <w:p>
-            <w:pPr>
-              <w:pStyle w:val="TableText"/>
-              <w:jc w:val="left"/>
-            </w:pPr>
-            <w:r>
-              <w:t xml:space="preserve">337 requests per second, p95 103 ms, 0 errors</w:t>
-            </w:r>
-          </w:p>
-        </w:tc>
-        <w:tc>
-          <w:tcPr>
-            <w:tcW w:w="1623" w:type="dxa"/>
+            <w:tcW w:w="5059" w:type="dxa"/>
+            <w:shd w:val="clear" w:color="auto" w:fill="F4F7FB"/>
+            <w:vAlign w:val="top"/>
+          </w:tcPr>
+          <w:p>
+            <w:pPr>
+              <w:pStyle w:val="TableText"/>
+              <w:jc w:val="left"/>
+            </w:pPr>
+            <w:r>
+              <w:t xml:space="preserve">194 requests per second, p95 210 ms, 0 errors (8 October 2026)</w:t>
+            </w:r>
+          </w:p>
+        </w:tc>
+        <w:tc>
+          <w:tcPr>
+            <w:tcW w:w="1586" w:type="dxa"/>
             <w:shd w:val="clear" w:color="auto" w:fill="F4F7FB"/>
             <w:vAlign w:val="top"/>
           </w:tcPr>
@@ -16831,7 +17146,7 @@
         </w:trPr>
         <w:tc>
           <w:tcPr>
-            <w:tcW w:w="2348" w:type="dxa"/>
+            <w:tcW w:w="2382" w:type="dxa"/>
             <w:vAlign w:val="top"/>
           </w:tcPr>
           <w:p>
@@ -16846,22 +17161,22 @@
         </w:tc>
         <w:tc>
           <w:tcPr>
-            <w:tcW w:w="5056" w:type="dxa"/>
-            <w:vAlign w:val="top"/>
-          </w:tcPr>
-          <w:p>
-            <w:pPr>
-              <w:pStyle w:val="TableText"/>
-              <w:jc w:val="left"/>
-            </w:pPr>
-            <w:r>
-              <w:t xml:space="preserve">184: 157 Pass, 23 Not Run, 4 Blocked</w:t>
-            </w:r>
-          </w:p>
-        </w:tc>
-        <w:tc>
-          <w:tcPr>
-            <w:tcW w:w="1623" w:type="dxa"/>
+            <w:tcW w:w="5059" w:type="dxa"/>
+            <w:vAlign w:val="top"/>
+          </w:tcPr>
+          <w:p>
+            <w:pPr>
+              <w:pStyle w:val="TableText"/>
+              <w:jc w:val="left"/>
+            </w:pPr>
+            <w:r>
+              <w:t xml:space="preserve">206: 178 Pass, 24 Not Run, 4 Blocked (workbook regenerated on 8 October 2026)</w:t>
+            </w:r>
+          </w:p>
+        </w:tc>
+        <w:tc>
+          <w:tcPr>
+            <w:tcW w:w="1586" w:type="dxa"/>
             <w:vAlign w:val="top"/>
           </w:tcPr>
           <w:p>
@@ -16882,7 +17197,34 @@
         <w:spacing w:before="160"/>
       </w:pPr>
       <w:r>
-        <w:t xml:space="preserve">The Not Run cases are the SIT, UAT, DR, accessibility and at-scale performance cases, which belong to later phases. The four Blocked cases depend on open known issues: TC-017 (KI-07), TC-029 (KI-10), TC-114 (KI-13) and TC-155 (KI-18). The core rating cases TC-165 to TC-179 run in the suites above and passed; they are added to the workbook at its next regeneration.</w:t>
+        <w:t xml:space="preserve">The Not Run cases are the SIT, UAT, DR, accessibility and at-scale performance cases, which belong to later phases. The Blocked cases depend on open known issues: TC-017 (KI-07), TC-029 (KI-10), TC-114 (KI-13) and TC-155 (KI-18). The automated cases for the data requests register and quick renewal (TC-184 to TC-205, except the manual TC-196 and TC-205) run in</w:t>
+      </w:r>
+      <w:r>
+        <w:t xml:space="preserve"> </w:t>
+      </w:r>
+      <w:r>
+        <w:rPr>
+          <w:rStyle w:val="CodeChar"/>
+        </w:rPr>
+        <w:t xml:space="preserve">test/api/dsarQuickRenewal.test.js</w:t>
+      </w:r>
+      <w:r>
+        <w:t xml:space="preserve"> </w:t>
+      </w:r>
+      <w:r>
+        <w:t xml:space="preserve">and</w:t>
+      </w:r>
+      <w:r>
+        <w:t xml:space="preserve"> </w:t>
+      </w:r>
+      <w:r>
+        <w:rPr>
+          <w:rStyle w:val="CodeChar"/>
+        </w:rPr>
+        <w:t xml:space="preserve">test/unit/quickRenewal.test.js</w:t>
+      </w:r>
+      <w:r>
+        <w:t xml:space="preserve">.</w:t>
       </w:r>
     </w:p>
     <w:p>
@@ -20172,8 +20514,8 @@
       </w:tblPr>
       <w:tblGrid>
         <w:gridCol w:w="972"/>
-        <w:gridCol w:w="5044"/>
-        <w:gridCol w:w="2039"/>
+        <w:gridCol w:w="5076"/>
+        <w:gridCol w:w="2007"/>
         <w:gridCol w:w="972"/>
       </w:tblGrid>
       <w:tr>
@@ -20217,7 +20559,7 @@
         </w:tc>
         <w:tc>
           <w:tcPr>
-            <w:tcW w:w="5044" w:type="dxa"/>
+            <w:tcW w:w="5076" w:type="dxa"/>
             <w:shd w:val="clear" w:color="auto" w:fill="0F4761"/>
             <w:vAlign w:val="center"/>
           </w:tcPr>
@@ -20249,7 +20591,7 @@
         </w:tc>
         <w:tc>
           <w:tcPr>
-            <w:tcW w:w="2039" w:type="dxa"/>
+            <w:tcW w:w="2007" w:type="dxa"/>
             <w:shd w:val="clear" w:color="auto" w:fill="0F4761"/>
             <w:vAlign w:val="center"/>
           </w:tcPr>
@@ -20346,7 +20688,7 @@
         </w:tc>
         <w:tc>
           <w:tcPr>
-            <w:tcW w:w="5044" w:type="dxa"/>
+            <w:tcW w:w="5076" w:type="dxa"/>
             <w:vAlign w:val="top"/>
           </w:tcPr>
           <w:p>
@@ -20373,7 +20715,7 @@
         </w:tc>
         <w:tc>
           <w:tcPr>
-            <w:tcW w:w="2039" w:type="dxa"/>
+            <w:tcW w:w="2007" w:type="dxa"/>
             <w:vAlign w:val="top"/>
           </w:tcPr>
           <w:p>
@@ -20460,7 +20802,7 @@
         </w:tc>
         <w:tc>
           <w:tcPr>
-            <w:tcW w:w="5044" w:type="dxa"/>
+            <w:tcW w:w="5076" w:type="dxa"/>
             <w:vAlign w:val="top"/>
           </w:tcPr>
           <w:p>
@@ -20487,7 +20829,7 @@
         </w:tc>
         <w:tc>
           <w:tcPr>
-            <w:tcW w:w="2039" w:type="dxa"/>
+            <w:tcW w:w="2007" w:type="dxa"/>
             <w:vAlign w:val="top"/>
           </w:tcPr>
           <w:p>
@@ -20574,7 +20916,7 @@
         </w:tc>
         <w:tc>
           <w:tcPr>
-            <w:tcW w:w="5044" w:type="dxa"/>
+            <w:tcW w:w="5076" w:type="dxa"/>
             <w:vAlign w:val="top"/>
           </w:tcPr>
           <w:p>
@@ -20601,7 +20943,7 @@
         </w:tc>
         <w:tc>
           <w:tcPr>
-            <w:tcW w:w="2039" w:type="dxa"/>
+            <w:tcW w:w="2007" w:type="dxa"/>
             <w:vAlign w:val="top"/>
           </w:tcPr>
           <w:p>
@@ -20688,7 +21030,7 @@
         </w:tc>
         <w:tc>
           <w:tcPr>
-            <w:tcW w:w="5044" w:type="dxa"/>
+            <w:tcW w:w="5076" w:type="dxa"/>
             <w:vAlign w:val="top"/>
           </w:tcPr>
           <w:p>
@@ -20715,7 +21057,7 @@
         </w:tc>
         <w:tc>
           <w:tcPr>
-            <w:tcW w:w="2039" w:type="dxa"/>
+            <w:tcW w:w="2007" w:type="dxa"/>
             <w:vAlign w:val="top"/>
           </w:tcPr>
           <w:p>
@@ -20802,7 +21144,7 @@
         </w:tc>
         <w:tc>
           <w:tcPr>
-            <w:tcW w:w="5044" w:type="dxa"/>
+            <w:tcW w:w="5076" w:type="dxa"/>
             <w:vAlign w:val="top"/>
           </w:tcPr>
           <w:p>
@@ -20823,13 +21165,127 @@
                 <w:sz w:val="16"/>
                 <w:szCs w:val="16"/>
               </w:rPr>
+              <w:t xml:space="preserve">Data request response time of 72 hours to be confirmed by TASCO legal under Decree 13/2023 and PDP Law 91/2025</w:t>
+            </w:r>
+          </w:p>
+        </w:tc>
+        <w:tc>
+          <w:tcPr>
+            <w:tcW w:w="2007" w:type="dxa"/>
+            <w:vAlign w:val="top"/>
+          </w:tcPr>
+          <w:p>
+            <w:pPr>
+              <w:spacing w:before="60"/>
+              <w:jc w:val="center"/>
+              <w:rPr>
+                <w:rFonts w:ascii="Segoe UI" w:eastAsia="Arial" w:hAnsi="Segoe UI" w:cs="Segoe UI"/>
+                <w:color w:val="101820"/>
+                <w:sz w:val="16"/>
+                <w:szCs w:val="16"/>
+              </w:rPr>
+            </w:pPr>
+            <w:r>
+              <w:rPr>
+                <w:rFonts w:ascii="Segoe UI" w:eastAsia="Arial" w:hAnsi="Segoe UI" w:cs="Segoe UI"/>
+                <w:color w:val="101820"/>
+                <w:sz w:val="16"/>
+                <w:szCs w:val="16"/>
+              </w:rPr>
+              <w:t xml:space="preserve">TASCO Legal</w:t>
+            </w:r>
+          </w:p>
+        </w:tc>
+        <w:tc>
+          <w:tcPr>
+            <w:tcW w:w="972" w:type="dxa"/>
+            <w:vAlign w:val="top"/>
+          </w:tcPr>
+          <w:p>
+            <w:pPr>
+              <w:spacing w:before="60"/>
+              <w:jc w:val="center"/>
+              <w:rPr>
+                <w:rFonts w:ascii="Segoe UI" w:eastAsia="Arial" w:hAnsi="Segoe UI" w:cs="Segoe UI"/>
+                <w:color w:val="101820"/>
+                <w:sz w:val="16"/>
+                <w:szCs w:val="16"/>
+              </w:rPr>
+            </w:pPr>
+            <w:r>
+              <w:rPr>
+                <w:rFonts w:ascii="Segoe UI" w:eastAsia="Arial" w:hAnsi="Segoe UI" w:cs="Segoe UI"/>
+                <w:color w:val="101820"/>
+                <w:sz w:val="16"/>
+                <w:szCs w:val="16"/>
+              </w:rPr>
+              <w:t xml:space="preserve">Open</w:t>
+            </w:r>
+          </w:p>
+        </w:tc>
+      </w:tr>
+      <w:tr>
+        <w:trPr>
+          <w:cantSplit/>
+          <w:trHeight w:val="449"/>
+        </w:trPr>
+        <w:tc>
+          <w:tcPr>
+            <w:tcW w:w="972" w:type="dxa"/>
+            <w:vAlign w:val="top"/>
+          </w:tcPr>
+          <w:p>
+            <w:pPr>
+              <w:spacing w:before="60"/>
+              <w:jc w:val="center"/>
+              <w:rPr>
+                <w:rFonts w:ascii="Segoe UI" w:eastAsia="Arial" w:hAnsi="Segoe UI" w:cs="Segoe UI"/>
+                <w:color w:val="101820"/>
+                <w:sz w:val="16"/>
+                <w:szCs w:val="16"/>
+              </w:rPr>
+            </w:pPr>
+            <w:r>
+              <w:rPr>
+                <w:rFonts w:ascii="Segoe UI" w:eastAsia="Arial" w:hAnsi="Segoe UI" w:cs="Segoe UI"/>
+                <w:color w:val="101820"/>
+                <w:sz w:val="16"/>
+                <w:szCs w:val="16"/>
+              </w:rPr>
+              <w:t xml:space="preserve">6</w:t>
+            </w:r>
+          </w:p>
+        </w:tc>
+        <w:tc>
+          <w:tcPr>
+            <w:tcW w:w="5076" w:type="dxa"/>
+            <w:vAlign w:val="top"/>
+          </w:tcPr>
+          <w:p>
+            <w:pPr>
+              <w:spacing w:before="60"/>
+              <w:jc w:val="left"/>
+              <w:rPr>
+                <w:rFonts w:ascii="Segoe UI" w:eastAsia="Arial" w:hAnsi="Segoe UI" w:cs="Segoe UI"/>
+                <w:color w:val="101820"/>
+                <w:sz w:val="16"/>
+                <w:szCs w:val="16"/>
+              </w:rPr>
+            </w:pPr>
+            <w:r>
+              <w:rPr>
+                <w:rFonts w:ascii="Segoe UI" w:eastAsia="Arial" w:hAnsi="Segoe UI" w:cs="Segoe UI"/>
+                <w:color w:val="101820"/>
+                <w:sz w:val="16"/>
+                <w:szCs w:val="16"/>
+              </w:rPr>
               <w:t xml:space="preserve">Retention of profiles, messages, orders and certificates without an archival job (KI-13) to be confirmed by TASCO legal</w:t>
             </w:r>
           </w:p>
         </w:tc>
         <w:tc>
           <w:tcPr>
-            <w:tcW w:w="2039" w:type="dxa"/>
+            <w:tcW w:w="2007" w:type="dxa"/>
             <w:vAlign w:val="top"/>
           </w:tcPr>
           <w:p>
